--- a/public/doc-templates/KP/persetujuan-smkp.docx
+++ b/public/doc-templates/KP/persetujuan-smkp.docx
@@ -1,6 +1,6 @@
 
 <file path=word/document.xml><?xml version="1.0" encoding="utf-8"?>
-<w:document xmlns:wpc="http://schemas.microsoft.com/office/word/2010/wordprocessingCanvas" xmlns:cx="http://schemas.microsoft.com/office/drawing/2014/chartex" xmlns:cx1="http://schemas.microsoft.com/office/drawing/2015/9/8/chartex" xmlns:cx2="http://schemas.microsoft.com/office/drawing/2015/10/21/chartex" xmlns:cx3="http://schemas.microsoft.com/office/drawing/2016/5/9/chartex" xmlns:cx4="http://schemas.microsoft.com/office/drawing/2016/5/10/chartex" xmlns:cx5="http://schemas.microsoft.com/office/drawing/2016/5/11/chartex" xmlns:cx6="http://schemas.microsoft.com/office/drawing/2016/5/12/chartex" xmlns:cx7="http://schemas.microsoft.com/office/drawing/2016/5/13/chartex" xmlns:cx8="http://schemas.microsoft.com/office/drawing/2016/5/14/chartex" xmlns:mc="http://schemas.openxmlformats.org/markup-compatibility/2006" xmlns:aink="http://schemas.microsoft.com/office/drawing/2016/ink" xmlns:am3d="http://schemas.microsoft.com/office/drawing/2017/model3d" xmlns:o="urn:schemas-microsoft-com:office:office" xmlns:oel="http://schemas.microsoft.com/office/2019/extlst" xmlns:r="http://schemas.openxmlformats.org/officeDocument/2006/relationships" xmlns:m="http://schemas.openxmlformats.org/officeDocument/2006/math" xmlns:v="urn:schemas-microsoft-com:vml" xmlns:wp14="http://schemas.microsoft.com/office/word/2010/wordprocessingDrawing" xmlns:wp="http://schemas.openxmlformats.org/drawingml/2006/wordprocessingDrawing" xmlns:w10="urn:schemas-microsoft-com:office:word" xmlns:w="http://schemas.openxmlformats.org/wordprocessingml/2006/main" xmlns:w14="http://schemas.microsoft.com/office/word/2010/wordml" xmlns:w15="http://schemas.microsoft.com/office/word/2012/wordml" xmlns:w16cei="http://schemas.microsoft.com/office/word/2026/wordml/cei" xmlns:w16cex="http://schemas.microsoft.com/office/word/2018/wordml/cex" xmlns:w16cid="http://schemas.microsoft.com/office/word/2016/wordml/cid" xmlns:w16="http://schemas.microsoft.com/office/word/2018/wordml" xmlns:w16du="http://schemas.microsoft.com/office/word/2023/wordml/word16du" xmlns:w16sdtdh="http://schemas.microsoft.com/office/word/2020/wordml/sdtdatahash" xmlns:w16sdtfl="http://schemas.microsoft.com/office/word/2024/wordml/sdtformatlock" xmlns:w16se="http://schemas.microsoft.com/office/word/2015/wordml/symex" xmlns:wpg="http://schemas.microsoft.com/office/word/2010/wordprocessingGroup" xmlns:wpi="http://schemas.microsoft.com/office/word/2010/wordprocessingInk" xmlns:wne="http://schemas.microsoft.com/office/word/2006/wordml" xmlns:wps="http://schemas.microsoft.com/office/word/2010/wordprocessingShape" mc:Ignorable="w14 w15 w16se w16cid w16 w16cex w16sdtdh w16sdtfl w16du wp14">
+<w:document xmlns:wpc="http://schemas.microsoft.com/office/word/2010/wordprocessingCanvas" xmlns:cx="http://schemas.microsoft.com/office/drawing/2014/chartex" xmlns:cx1="http://schemas.microsoft.com/office/drawing/2015/9/8/chartex" xmlns:cx2="http://schemas.microsoft.com/office/drawing/2015/10/21/chartex" xmlns:cx3="http://schemas.microsoft.com/office/drawing/2016/5/9/chartex" xmlns:cx4="http://schemas.microsoft.com/office/drawing/2016/5/10/chartex" xmlns:cx5="http://schemas.microsoft.com/office/drawing/2016/5/11/chartex" xmlns:cx6="http://schemas.microsoft.com/office/drawing/2016/5/12/chartex" xmlns:cx7="http://schemas.microsoft.com/office/drawing/2016/5/13/chartex" xmlns:cx8="http://schemas.microsoft.com/office/drawing/2016/5/14/chartex" xmlns:mc="http://schemas.openxmlformats.org/markup-compatibility/2006" xmlns:aink="http://schemas.microsoft.com/office/drawing/2016/ink" xmlns:am3d="http://schemas.microsoft.com/office/drawing/2017/model3d" xmlns:o="urn:schemas-microsoft-com:office:office" xmlns:oel="http://schemas.microsoft.com/office/2019/extlst" xmlns:r="http://schemas.openxmlformats.org/officeDocument/2006/relationships" xmlns:m="http://schemas.openxmlformats.org/officeDocument/2006/math" xmlns:v="urn:schemas-microsoft-com:vml" xmlns:wp14="http://schemas.microsoft.com/office/word/2010/wordprocessingDrawing" xmlns:wp="http://schemas.openxmlformats.org/drawingml/2006/wordprocessingDrawing" xmlns:w10="urn:schemas-microsoft-com:office:word" xmlns:w="http://schemas.openxmlformats.org/wordprocessingml/2006/main" xmlns:w14="http://schemas.microsoft.com/office/word/2010/wordml" xmlns:w15="http://schemas.microsoft.com/office/word/2012/wordml" xmlns:w16cex="http://schemas.microsoft.com/office/word/2018/wordml/cex" xmlns:w16cid="http://schemas.microsoft.com/office/word/2016/wordml/cid" xmlns:w16="http://schemas.microsoft.com/office/word/2018/wordml" xmlns:w16du="http://schemas.microsoft.com/office/word/2023/wordml/word16du" xmlns:w16sdtdh="http://schemas.microsoft.com/office/word/2020/wordml/sdtdatahash" xmlns:w16sdtfl="http://schemas.microsoft.com/office/word/2024/wordml/sdtformatlock" xmlns:w16se="http://schemas.microsoft.com/office/word/2015/wordml/symex" xmlns:wpg="http://schemas.microsoft.com/office/word/2010/wordprocessingGroup" xmlns:wpi="http://schemas.microsoft.com/office/word/2010/wordprocessingInk" xmlns:wne="http://schemas.microsoft.com/office/word/2006/wordml" xmlns:wps="http://schemas.microsoft.com/office/word/2010/wordprocessingShape" mc:Ignorable="w14 w15 w16se w16cid w16 w16cex w16sdtdh w16sdtfl w16du wp14">
   <w:body>
     <w:p>
       <w:pPr>
@@ -94,14 +94,22 @@
           <w:szCs w:val="24"/>
         </w:rPr>
       </w:pPr>
-      <w:proofErr w:type="spellStart"/>
-      <w:r>
-        <w:rPr>
-          <w:rFonts w:ascii="Times New Roman" w:eastAsia="Times New Roman" w:hAnsi="Times New Roman" w:cs="Times New Roman"/>
-          <w:sz w:val="24"/>
-          <w:szCs w:val="24"/>
-        </w:rPr>
-        <w:t>Dengan</w:t>
+      <w:r>
+        <w:rPr>
+          <w:rFonts w:ascii="Times New Roman" w:eastAsia="Times New Roman" w:hAnsi="Times New Roman" w:cs="Times New Roman"/>
+          <w:sz w:val="24"/>
+          <w:szCs w:val="24"/>
+        </w:rPr>
+        <w:t xml:space="preserve">Dengan </w:t>
+      </w:r>
+      <w:proofErr w:type="spellStart"/>
+      <w:r>
+        <w:rPr>
+          <w:rFonts w:ascii="Times New Roman" w:eastAsia="Times New Roman" w:hAnsi="Times New Roman" w:cs="Times New Roman"/>
+          <w:sz w:val="24"/>
+          <w:szCs w:val="24"/>
+        </w:rPr>
+        <w:t>ini</w:t>
       </w:r>
       <w:proofErr w:type="spellEnd"/>
       <w:r>
@@ -119,7 +127,7 @@
           <w:sz w:val="24"/>
           <w:szCs w:val="24"/>
         </w:rPr>
-        <w:t>ini</w:t>
+        <w:t>menerangkan</w:t>
       </w:r>
       <w:proofErr w:type="spellEnd"/>
       <w:r>
@@ -137,7 +145,7 @@
           <w:sz w:val="24"/>
           <w:szCs w:val="24"/>
         </w:rPr>
-        <w:t>menerangkan</w:t>
+        <w:t>bahwa</w:t>
       </w:r>
       <w:proofErr w:type="spellEnd"/>
       <w:r>
@@ -155,7 +163,7 @@
           <w:sz w:val="24"/>
           <w:szCs w:val="24"/>
         </w:rPr>
-        <w:t>bahwa</w:t>
+        <w:t>Kerja</w:t>
       </w:r>
       <w:proofErr w:type="spellEnd"/>
       <w:r>
@@ -173,16 +181,16 @@
           <w:sz w:val="24"/>
           <w:szCs w:val="24"/>
         </w:rPr>
-        <w:t>Kerja</w:t>
-      </w:r>
-      <w:proofErr w:type="spellEnd"/>
-      <w:r>
-        <w:rPr>
-          <w:rFonts w:ascii="Times New Roman" w:eastAsia="Times New Roman" w:hAnsi="Times New Roman" w:cs="Times New Roman"/>
-          <w:sz w:val="24"/>
-          <w:szCs w:val="24"/>
-        </w:rPr>
-        <w:t xml:space="preserve"> Praktik </w:t>
+        <w:t>Praktik</w:t>
+      </w:r>
+      <w:proofErr w:type="spellEnd"/>
+      <w:r>
+        <w:rPr>
+          <w:rFonts w:ascii="Times New Roman" w:eastAsia="Times New Roman" w:hAnsi="Times New Roman" w:cs="Times New Roman"/>
+          <w:sz w:val="24"/>
+          <w:szCs w:val="24"/>
+        </w:rPr>
+        <w:t xml:space="preserve"> </w:t>
       </w:r>
       <w:proofErr w:type="spellStart"/>
       <w:r>
@@ -409,6 +417,266 @@
           <w:szCs w:val="24"/>
         </w:rPr>
       </w:pPr>
+      <w:r>
+        <w:rPr>
+          <w:rFonts w:ascii="Times New Roman" w:eastAsia="Times New Roman" w:hAnsi="Times New Roman" w:cs="Times New Roman"/>
+          <w:sz w:val="24"/>
+          <w:szCs w:val="24"/>
+        </w:rPr>
+        <w:t xml:space="preserve">Telah </w:t>
+      </w:r>
+      <w:proofErr w:type="spellStart"/>
+      <w:r>
+        <w:rPr>
+          <w:rFonts w:ascii="Times New Roman" w:eastAsia="Times New Roman" w:hAnsi="Times New Roman" w:cs="Times New Roman"/>
+          <w:sz w:val="24"/>
+          <w:szCs w:val="24"/>
+        </w:rPr>
+        <w:t>diperiksa</w:t>
+      </w:r>
+      <w:proofErr w:type="spellEnd"/>
+      <w:r>
+        <w:rPr>
+          <w:rFonts w:ascii="Times New Roman" w:eastAsia="Times New Roman" w:hAnsi="Times New Roman" w:cs="Times New Roman"/>
+          <w:sz w:val="24"/>
+          <w:szCs w:val="24"/>
+        </w:rPr>
+        <w:t xml:space="preserve"> dan </w:t>
+      </w:r>
+      <w:proofErr w:type="spellStart"/>
+      <w:r>
+        <w:rPr>
+          <w:rFonts w:ascii="Times New Roman" w:eastAsia="Times New Roman" w:hAnsi="Times New Roman" w:cs="Times New Roman"/>
+          <w:sz w:val="24"/>
+          <w:szCs w:val="24"/>
+        </w:rPr>
+        <w:t>disetujui</w:t>
+      </w:r>
+      <w:proofErr w:type="spellEnd"/>
+      <w:r>
+        <w:rPr>
+          <w:rFonts w:ascii="Times New Roman" w:eastAsia="Times New Roman" w:hAnsi="Times New Roman" w:cs="Times New Roman"/>
+          <w:sz w:val="24"/>
+          <w:szCs w:val="24"/>
+        </w:rPr>
+        <w:t xml:space="preserve"> oleh Dosen </w:t>
+      </w:r>
+      <w:proofErr w:type="spellStart"/>
+      <w:r>
+        <w:rPr>
+          <w:rFonts w:ascii="Times New Roman" w:eastAsia="Times New Roman" w:hAnsi="Times New Roman" w:cs="Times New Roman"/>
+          <w:sz w:val="24"/>
+          <w:szCs w:val="24"/>
+        </w:rPr>
+        <w:t>Pembimbing</w:t>
+      </w:r>
+      <w:proofErr w:type="spellEnd"/>
+      <w:r>
+        <w:rPr>
+          <w:rFonts w:ascii="Times New Roman" w:eastAsia="Times New Roman" w:hAnsi="Times New Roman" w:cs="Times New Roman"/>
+          <w:sz w:val="24"/>
+          <w:szCs w:val="24"/>
+        </w:rPr>
+        <w:t xml:space="preserve"> </w:t>
+      </w:r>
+      <w:proofErr w:type="spellStart"/>
+      <w:r>
+        <w:rPr>
+          <w:rFonts w:ascii="Times New Roman" w:eastAsia="Times New Roman" w:hAnsi="Times New Roman" w:cs="Times New Roman"/>
+          <w:sz w:val="24"/>
+          <w:szCs w:val="24"/>
+        </w:rPr>
+        <w:t>untuk</w:t>
+      </w:r>
+      <w:proofErr w:type="spellEnd"/>
+      <w:r>
+        <w:rPr>
+          <w:rFonts w:ascii="Times New Roman" w:eastAsia="Times New Roman" w:hAnsi="Times New Roman" w:cs="Times New Roman"/>
+          <w:sz w:val="24"/>
+          <w:szCs w:val="24"/>
+        </w:rPr>
+        <w:t xml:space="preserve"> </w:t>
+      </w:r>
+      <w:proofErr w:type="spellStart"/>
+      <w:r>
+        <w:rPr>
+          <w:rFonts w:ascii="Times New Roman" w:eastAsia="Times New Roman" w:hAnsi="Times New Roman" w:cs="Times New Roman"/>
+          <w:sz w:val="24"/>
+          <w:szCs w:val="24"/>
+        </w:rPr>
+        <w:t>diseminarkan</w:t>
+      </w:r>
+      <w:proofErr w:type="spellEnd"/>
+      <w:r>
+        <w:rPr>
+          <w:rFonts w:ascii="Times New Roman" w:eastAsia="Times New Roman" w:hAnsi="Times New Roman" w:cs="Times New Roman"/>
+          <w:sz w:val="24"/>
+          <w:szCs w:val="24"/>
+        </w:rPr>
+        <w:t xml:space="preserve"> </w:t>
+      </w:r>
+      <w:proofErr w:type="spellStart"/>
+      <w:r>
+        <w:rPr>
+          <w:rFonts w:ascii="Times New Roman" w:eastAsia="Times New Roman" w:hAnsi="Times New Roman" w:cs="Times New Roman"/>
+          <w:sz w:val="24"/>
+          <w:szCs w:val="24"/>
+        </w:rPr>
+        <w:t>serta</w:t>
+      </w:r>
+      <w:proofErr w:type="spellEnd"/>
+      <w:r>
+        <w:rPr>
+          <w:rFonts w:ascii="Times New Roman" w:eastAsia="Times New Roman" w:hAnsi="Times New Roman" w:cs="Times New Roman"/>
+          <w:sz w:val="24"/>
+          <w:szCs w:val="24"/>
+        </w:rPr>
+        <w:t xml:space="preserve"> </w:t>
+      </w:r>
+      <w:proofErr w:type="spellStart"/>
+      <w:r>
+        <w:rPr>
+          <w:rFonts w:ascii="Times New Roman" w:eastAsia="Times New Roman" w:hAnsi="Times New Roman" w:cs="Times New Roman"/>
+          <w:sz w:val="24"/>
+          <w:szCs w:val="24"/>
+        </w:rPr>
+        <w:t>telah</w:t>
+      </w:r>
+      <w:proofErr w:type="spellEnd"/>
+      <w:r>
+        <w:rPr>
+          <w:rFonts w:ascii="Times New Roman" w:eastAsia="Times New Roman" w:hAnsi="Times New Roman" w:cs="Times New Roman"/>
+          <w:sz w:val="24"/>
+          <w:szCs w:val="24"/>
+        </w:rPr>
+        <w:t xml:space="preserve"> </w:t>
+      </w:r>
+      <w:proofErr w:type="spellStart"/>
+      <w:r>
+        <w:rPr>
+          <w:rFonts w:ascii="Times New Roman" w:eastAsia="Times New Roman" w:hAnsi="Times New Roman" w:cs="Times New Roman"/>
+          <w:sz w:val="24"/>
+          <w:szCs w:val="24"/>
+        </w:rPr>
+        <w:t>melengkapi</w:t>
+      </w:r>
+      <w:proofErr w:type="spellEnd"/>
+      <w:r>
+        <w:rPr>
+          <w:rFonts w:ascii="Times New Roman" w:eastAsia="Times New Roman" w:hAnsi="Times New Roman" w:cs="Times New Roman"/>
+          <w:sz w:val="24"/>
+          <w:szCs w:val="24"/>
+        </w:rPr>
+        <w:t xml:space="preserve"> </w:t>
+      </w:r>
+      <w:proofErr w:type="spellStart"/>
+      <w:r>
+        <w:rPr>
+          <w:rFonts w:ascii="Times New Roman" w:eastAsia="Times New Roman" w:hAnsi="Times New Roman" w:cs="Times New Roman"/>
+          <w:sz w:val="24"/>
+          <w:szCs w:val="24"/>
+        </w:rPr>
+        <w:t>persyaratan</w:t>
+      </w:r>
+      <w:proofErr w:type="spellEnd"/>
+      <w:r>
+        <w:rPr>
+          <w:rFonts w:ascii="Times New Roman" w:eastAsia="Times New Roman" w:hAnsi="Times New Roman" w:cs="Times New Roman"/>
+          <w:sz w:val="24"/>
+          <w:szCs w:val="24"/>
+        </w:rPr>
+        <w:t xml:space="preserve"> </w:t>
+      </w:r>
+      <w:proofErr w:type="spellStart"/>
+      <w:r>
+        <w:rPr>
+          <w:rFonts w:ascii="Times New Roman" w:eastAsia="Times New Roman" w:hAnsi="Times New Roman" w:cs="Times New Roman"/>
+          <w:sz w:val="24"/>
+          <w:szCs w:val="24"/>
+        </w:rPr>
+        <w:t>untuk</w:t>
+      </w:r>
+      <w:proofErr w:type="spellEnd"/>
+      <w:r>
+        <w:rPr>
+          <w:rFonts w:ascii="Times New Roman" w:eastAsia="Times New Roman" w:hAnsi="Times New Roman" w:cs="Times New Roman"/>
+          <w:sz w:val="24"/>
+          <w:szCs w:val="24"/>
+        </w:rPr>
+        <w:t xml:space="preserve"> seminar </w:t>
+      </w:r>
+      <w:proofErr w:type="spellStart"/>
+      <w:r>
+        <w:rPr>
+          <w:rFonts w:ascii="Times New Roman" w:eastAsia="Times New Roman" w:hAnsi="Times New Roman" w:cs="Times New Roman"/>
+          <w:sz w:val="24"/>
+          <w:szCs w:val="24"/>
+        </w:rPr>
+        <w:t>Kerja</w:t>
+      </w:r>
+      <w:proofErr w:type="spellEnd"/>
+      <w:r>
+        <w:rPr>
+          <w:rFonts w:ascii="Times New Roman" w:eastAsia="Times New Roman" w:hAnsi="Times New Roman" w:cs="Times New Roman"/>
+          <w:sz w:val="24"/>
+          <w:szCs w:val="24"/>
+        </w:rPr>
+        <w:t xml:space="preserve"> </w:t>
+      </w:r>
+      <w:proofErr w:type="spellStart"/>
+      <w:r>
+        <w:rPr>
+          <w:rFonts w:ascii="Times New Roman" w:eastAsia="Times New Roman" w:hAnsi="Times New Roman" w:cs="Times New Roman"/>
+          <w:sz w:val="24"/>
+          <w:szCs w:val="24"/>
+        </w:rPr>
+        <w:t>Praktik</w:t>
+      </w:r>
+      <w:proofErr w:type="spellEnd"/>
+      <w:r>
+        <w:rPr>
+          <w:rFonts w:ascii="Times New Roman" w:eastAsia="Times New Roman" w:hAnsi="Times New Roman" w:cs="Times New Roman"/>
+          <w:sz w:val="24"/>
+          <w:szCs w:val="24"/>
+        </w:rPr>
+        <w:t xml:space="preserve"> </w:t>
+      </w:r>
+      <w:proofErr w:type="spellStart"/>
+      <w:r>
+        <w:rPr>
+          <w:rFonts w:ascii="Times New Roman" w:eastAsia="Times New Roman" w:hAnsi="Times New Roman" w:cs="Times New Roman"/>
+          <w:sz w:val="24"/>
+          <w:szCs w:val="24"/>
+        </w:rPr>
+        <w:t>sebagai</w:t>
+      </w:r>
+      <w:proofErr w:type="spellEnd"/>
+      <w:r>
+        <w:rPr>
+          <w:rFonts w:ascii="Times New Roman" w:eastAsia="Times New Roman" w:hAnsi="Times New Roman" w:cs="Times New Roman"/>
+          <w:sz w:val="24"/>
+          <w:szCs w:val="24"/>
+        </w:rPr>
+        <w:t xml:space="preserve"> </w:t>
+      </w:r>
+      <w:proofErr w:type="spellStart"/>
+      <w:r>
+        <w:rPr>
+          <w:rFonts w:ascii="Times New Roman" w:eastAsia="Times New Roman" w:hAnsi="Times New Roman" w:cs="Times New Roman"/>
+          <w:sz w:val="24"/>
+          <w:szCs w:val="24"/>
+        </w:rPr>
+        <w:t>berikut</w:t>
+      </w:r>
+      <w:proofErr w:type="spellEnd"/>
+      <w:r>
+        <w:rPr>
+          <w:rFonts w:ascii="Times New Roman" w:eastAsia="Times New Roman" w:hAnsi="Times New Roman" w:cs="Times New Roman"/>
+          <w:sz w:val="24"/>
+          <w:szCs w:val="24"/>
+        </w:rPr>
+        <w:t xml:space="preserve"> :</w:t>
+      </w:r>
     </w:p>
     <w:p>
       <w:pPr>
@@ -429,244 +697,18 @@
           <w:sz w:val="24"/>
           <w:szCs w:val="24"/>
         </w:rPr>
-        <w:t xml:space="preserve">Telah </w:t>
-      </w:r>
-      <w:proofErr w:type="spellStart"/>
-      <w:r>
-        <w:rPr>
-          <w:rFonts w:ascii="Times New Roman" w:eastAsia="Times New Roman" w:hAnsi="Times New Roman" w:cs="Times New Roman"/>
-          <w:sz w:val="24"/>
-          <w:szCs w:val="24"/>
-        </w:rPr>
-        <w:t>diperiksa</w:t>
-      </w:r>
-      <w:proofErr w:type="spellEnd"/>
-      <w:r>
-        <w:rPr>
-          <w:rFonts w:ascii="Times New Roman" w:eastAsia="Times New Roman" w:hAnsi="Times New Roman" w:cs="Times New Roman"/>
-          <w:sz w:val="24"/>
-          <w:szCs w:val="24"/>
-        </w:rPr>
-        <w:t xml:space="preserve"> dan </w:t>
-      </w:r>
-      <w:proofErr w:type="spellStart"/>
-      <w:r>
-        <w:rPr>
-          <w:rFonts w:ascii="Times New Roman" w:eastAsia="Times New Roman" w:hAnsi="Times New Roman" w:cs="Times New Roman"/>
-          <w:sz w:val="24"/>
-          <w:szCs w:val="24"/>
-        </w:rPr>
-        <w:t>disetujui</w:t>
-      </w:r>
-      <w:proofErr w:type="spellEnd"/>
-      <w:r>
-        <w:rPr>
-          <w:rFonts w:ascii="Times New Roman" w:eastAsia="Times New Roman" w:hAnsi="Times New Roman" w:cs="Times New Roman"/>
-          <w:sz w:val="24"/>
-          <w:szCs w:val="24"/>
-        </w:rPr>
-        <w:t xml:space="preserve"> oleh Dosen </w:t>
-      </w:r>
-      <w:proofErr w:type="spellStart"/>
-      <w:r>
-        <w:rPr>
-          <w:rFonts w:ascii="Times New Roman" w:eastAsia="Times New Roman" w:hAnsi="Times New Roman" w:cs="Times New Roman"/>
-          <w:sz w:val="24"/>
-          <w:szCs w:val="24"/>
-        </w:rPr>
-        <w:t>Pembimbing</w:t>
-      </w:r>
-      <w:proofErr w:type="spellEnd"/>
-      <w:r>
-        <w:rPr>
-          <w:rFonts w:ascii="Times New Roman" w:eastAsia="Times New Roman" w:hAnsi="Times New Roman" w:cs="Times New Roman"/>
-          <w:sz w:val="24"/>
-          <w:szCs w:val="24"/>
-        </w:rPr>
-        <w:t xml:space="preserve"> </w:t>
-      </w:r>
-      <w:proofErr w:type="spellStart"/>
-      <w:r>
-        <w:rPr>
-          <w:rFonts w:ascii="Times New Roman" w:eastAsia="Times New Roman" w:hAnsi="Times New Roman" w:cs="Times New Roman"/>
-          <w:sz w:val="24"/>
-          <w:szCs w:val="24"/>
-        </w:rPr>
-        <w:t>untuk</w:t>
-      </w:r>
-      <w:proofErr w:type="spellEnd"/>
-      <w:r>
-        <w:rPr>
-          <w:rFonts w:ascii="Times New Roman" w:eastAsia="Times New Roman" w:hAnsi="Times New Roman" w:cs="Times New Roman"/>
-          <w:sz w:val="24"/>
-          <w:szCs w:val="24"/>
-        </w:rPr>
-        <w:t xml:space="preserve"> </w:t>
-      </w:r>
-      <w:proofErr w:type="spellStart"/>
-      <w:r>
-        <w:rPr>
-          <w:rFonts w:ascii="Times New Roman" w:eastAsia="Times New Roman" w:hAnsi="Times New Roman" w:cs="Times New Roman"/>
-          <w:sz w:val="24"/>
-          <w:szCs w:val="24"/>
-        </w:rPr>
-        <w:t>diseminarkan</w:t>
-      </w:r>
-      <w:proofErr w:type="spellEnd"/>
-      <w:r>
-        <w:rPr>
-          <w:rFonts w:ascii="Times New Roman" w:eastAsia="Times New Roman" w:hAnsi="Times New Roman" w:cs="Times New Roman"/>
-          <w:sz w:val="24"/>
-          <w:szCs w:val="24"/>
-        </w:rPr>
-        <w:t xml:space="preserve"> </w:t>
-      </w:r>
-      <w:proofErr w:type="spellStart"/>
-      <w:r>
-        <w:rPr>
-          <w:rFonts w:ascii="Times New Roman" w:eastAsia="Times New Roman" w:hAnsi="Times New Roman" w:cs="Times New Roman"/>
-          <w:sz w:val="24"/>
-          <w:szCs w:val="24"/>
-        </w:rPr>
-        <w:t>serta</w:t>
-      </w:r>
-      <w:proofErr w:type="spellEnd"/>
-      <w:r>
-        <w:rPr>
-          <w:rFonts w:ascii="Times New Roman" w:eastAsia="Times New Roman" w:hAnsi="Times New Roman" w:cs="Times New Roman"/>
-          <w:sz w:val="24"/>
-          <w:szCs w:val="24"/>
-        </w:rPr>
-        <w:t xml:space="preserve"> </w:t>
-      </w:r>
-      <w:proofErr w:type="spellStart"/>
-      <w:r>
-        <w:rPr>
-          <w:rFonts w:ascii="Times New Roman" w:eastAsia="Times New Roman" w:hAnsi="Times New Roman" w:cs="Times New Roman"/>
-          <w:sz w:val="24"/>
-          <w:szCs w:val="24"/>
-        </w:rPr>
-        <w:t>telah</w:t>
-      </w:r>
-      <w:proofErr w:type="spellEnd"/>
-      <w:r>
-        <w:rPr>
-          <w:rFonts w:ascii="Times New Roman" w:eastAsia="Times New Roman" w:hAnsi="Times New Roman" w:cs="Times New Roman"/>
-          <w:sz w:val="24"/>
-          <w:szCs w:val="24"/>
-        </w:rPr>
-        <w:t xml:space="preserve"> </w:t>
-      </w:r>
-      <w:proofErr w:type="spellStart"/>
-      <w:r>
-        <w:rPr>
-          <w:rFonts w:ascii="Times New Roman" w:eastAsia="Times New Roman" w:hAnsi="Times New Roman" w:cs="Times New Roman"/>
-          <w:sz w:val="24"/>
-          <w:szCs w:val="24"/>
-        </w:rPr>
-        <w:t>melengkapi</w:t>
-      </w:r>
-      <w:proofErr w:type="spellEnd"/>
-      <w:r>
-        <w:rPr>
-          <w:rFonts w:ascii="Times New Roman" w:eastAsia="Times New Roman" w:hAnsi="Times New Roman" w:cs="Times New Roman"/>
-          <w:sz w:val="24"/>
-          <w:szCs w:val="24"/>
-        </w:rPr>
-        <w:t xml:space="preserve"> </w:t>
-      </w:r>
-      <w:proofErr w:type="spellStart"/>
-      <w:r>
-        <w:rPr>
-          <w:rFonts w:ascii="Times New Roman" w:eastAsia="Times New Roman" w:hAnsi="Times New Roman" w:cs="Times New Roman"/>
-          <w:sz w:val="24"/>
-          <w:szCs w:val="24"/>
-        </w:rPr>
-        <w:t>persyaratan</w:t>
-      </w:r>
-      <w:proofErr w:type="spellEnd"/>
-      <w:r>
-        <w:rPr>
-          <w:rFonts w:ascii="Times New Roman" w:eastAsia="Times New Roman" w:hAnsi="Times New Roman" w:cs="Times New Roman"/>
-          <w:sz w:val="24"/>
-          <w:szCs w:val="24"/>
-        </w:rPr>
-        <w:t xml:space="preserve"> </w:t>
-      </w:r>
-      <w:proofErr w:type="spellStart"/>
-      <w:r>
-        <w:rPr>
-          <w:rFonts w:ascii="Times New Roman" w:eastAsia="Times New Roman" w:hAnsi="Times New Roman" w:cs="Times New Roman"/>
-          <w:sz w:val="24"/>
-          <w:szCs w:val="24"/>
-        </w:rPr>
-        <w:t>untuk</w:t>
-      </w:r>
-      <w:proofErr w:type="spellEnd"/>
-      <w:r>
-        <w:rPr>
-          <w:rFonts w:ascii="Times New Roman" w:eastAsia="Times New Roman" w:hAnsi="Times New Roman" w:cs="Times New Roman"/>
-          <w:sz w:val="24"/>
-          <w:szCs w:val="24"/>
-        </w:rPr>
-        <w:t xml:space="preserve"> seminar </w:t>
-      </w:r>
-      <w:proofErr w:type="spellStart"/>
-      <w:r>
-        <w:rPr>
-          <w:rFonts w:ascii="Times New Roman" w:eastAsia="Times New Roman" w:hAnsi="Times New Roman" w:cs="Times New Roman"/>
-          <w:sz w:val="24"/>
-          <w:szCs w:val="24"/>
-        </w:rPr>
-        <w:t>Kerja</w:t>
-      </w:r>
-      <w:proofErr w:type="spellEnd"/>
-      <w:r>
-        <w:rPr>
-          <w:rFonts w:ascii="Times New Roman" w:eastAsia="Times New Roman" w:hAnsi="Times New Roman" w:cs="Times New Roman"/>
-          <w:sz w:val="24"/>
-          <w:szCs w:val="24"/>
-        </w:rPr>
-        <w:t xml:space="preserve"> Praktik </w:t>
-      </w:r>
-      <w:proofErr w:type="spellStart"/>
-      <w:r>
-        <w:rPr>
-          <w:rFonts w:ascii="Times New Roman" w:eastAsia="Times New Roman" w:hAnsi="Times New Roman" w:cs="Times New Roman"/>
-          <w:sz w:val="24"/>
-          <w:szCs w:val="24"/>
-        </w:rPr>
-        <w:t>sebagai</w:t>
-      </w:r>
-      <w:proofErr w:type="spellEnd"/>
-      <w:r>
-        <w:rPr>
-          <w:rFonts w:ascii="Times New Roman" w:eastAsia="Times New Roman" w:hAnsi="Times New Roman" w:cs="Times New Roman"/>
-          <w:sz w:val="24"/>
-          <w:szCs w:val="24"/>
-        </w:rPr>
-        <w:t xml:space="preserve"> </w:t>
-      </w:r>
-      <w:proofErr w:type="spellStart"/>
-      <w:proofErr w:type="gramStart"/>
-      <w:r>
-        <w:rPr>
-          <w:rFonts w:ascii="Times New Roman" w:eastAsia="Times New Roman" w:hAnsi="Times New Roman" w:cs="Times New Roman"/>
-          <w:sz w:val="24"/>
-          <w:szCs w:val="24"/>
-        </w:rPr>
-        <w:t>berikut</w:t>
-      </w:r>
-      <w:proofErr w:type="spellEnd"/>
-      <w:r>
-        <w:rPr>
-          <w:rFonts w:ascii="Times New Roman" w:eastAsia="Times New Roman" w:hAnsi="Times New Roman" w:cs="Times New Roman"/>
-          <w:sz w:val="24"/>
-          <w:szCs w:val="24"/>
-        </w:rPr>
-        <w:t xml:space="preserve"> :</w:t>
-      </w:r>
-      <w:proofErr w:type="gramEnd"/>
+        <w:t xml:space="preserve">[ ] Handout </w:t>
+      </w:r>
+      <w:proofErr w:type="spellStart"/>
+      <w:r>
+        <w:rPr>
+          <w:rFonts w:ascii="Times New Roman" w:eastAsia="Times New Roman" w:hAnsi="Times New Roman" w:cs="Times New Roman"/>
+          <w:sz w:val="24"/>
+          <w:szCs w:val="24"/>
+        </w:rPr>
+        <w:t>presentasi</w:t>
+      </w:r>
+      <w:proofErr w:type="spellEnd"/>
     </w:p>
     <w:p>
       <w:pPr>
@@ -681,32 +723,40 @@
           <w:szCs w:val="24"/>
         </w:rPr>
       </w:pPr>
-      <w:proofErr w:type="gramStart"/>
-      <w:r>
-        <w:rPr>
-          <w:rFonts w:ascii="Times New Roman" w:eastAsia="Times New Roman" w:hAnsi="Times New Roman" w:cs="Times New Roman"/>
-          <w:sz w:val="24"/>
-          <w:szCs w:val="24"/>
-        </w:rPr>
-        <w:t>[ ]</w:t>
-      </w:r>
-      <w:proofErr w:type="gramEnd"/>
-      <w:r>
-        <w:rPr>
-          <w:rFonts w:ascii="Times New Roman" w:eastAsia="Times New Roman" w:hAnsi="Times New Roman" w:cs="Times New Roman"/>
-          <w:sz w:val="24"/>
-          <w:szCs w:val="24"/>
-        </w:rPr>
-        <w:t xml:space="preserve"> Handout </w:t>
-      </w:r>
-      <w:proofErr w:type="spellStart"/>
-      <w:r>
-        <w:rPr>
-          <w:rFonts w:ascii="Times New Roman" w:eastAsia="Times New Roman" w:hAnsi="Times New Roman" w:cs="Times New Roman"/>
-          <w:sz w:val="24"/>
-          <w:szCs w:val="24"/>
-        </w:rPr>
-        <w:t>presentasi</w:t>
+      <w:r>
+        <w:rPr>
+          <w:rFonts w:ascii="Times New Roman" w:eastAsia="Times New Roman" w:hAnsi="Times New Roman" w:cs="Times New Roman"/>
+          <w:sz w:val="24"/>
+          <w:szCs w:val="24"/>
+        </w:rPr>
+        <w:t xml:space="preserve">[ ] Satu (1) copy draft </w:t>
+      </w:r>
+      <w:proofErr w:type="spellStart"/>
+      <w:r>
+        <w:rPr>
+          <w:rFonts w:ascii="Times New Roman" w:eastAsia="Times New Roman" w:hAnsi="Times New Roman" w:cs="Times New Roman"/>
+          <w:sz w:val="24"/>
+          <w:szCs w:val="24"/>
+        </w:rPr>
+        <w:t>artikel</w:t>
+      </w:r>
+      <w:proofErr w:type="spellEnd"/>
+      <w:r>
+        <w:rPr>
+          <w:rFonts w:ascii="Times New Roman" w:eastAsia="Times New Roman" w:hAnsi="Times New Roman" w:cs="Times New Roman"/>
+          <w:sz w:val="24"/>
+          <w:szCs w:val="24"/>
+        </w:rPr>
+        <w:t xml:space="preserve"> </w:t>
+      </w:r>
+      <w:proofErr w:type="spellStart"/>
+      <w:r>
+        <w:rPr>
+          <w:rFonts w:ascii="Times New Roman" w:eastAsia="Times New Roman" w:hAnsi="Times New Roman" w:cs="Times New Roman"/>
+          <w:sz w:val="24"/>
+          <w:szCs w:val="24"/>
+        </w:rPr>
+        <w:t>jurnal</w:t>
       </w:r>
       <w:proofErr w:type="spellEnd"/>
     </w:p>
@@ -723,32 +773,22 @@
           <w:szCs w:val="24"/>
         </w:rPr>
       </w:pPr>
-      <w:proofErr w:type="gramStart"/>
-      <w:r>
-        <w:rPr>
-          <w:rFonts w:ascii="Times New Roman" w:eastAsia="Times New Roman" w:hAnsi="Times New Roman" w:cs="Times New Roman"/>
-          <w:sz w:val="24"/>
-          <w:szCs w:val="24"/>
-        </w:rPr>
-        <w:t>[ ]</w:t>
-      </w:r>
-      <w:proofErr w:type="gramEnd"/>
-      <w:r>
-        <w:rPr>
-          <w:rFonts w:ascii="Times New Roman" w:eastAsia="Times New Roman" w:hAnsi="Times New Roman" w:cs="Times New Roman"/>
-          <w:sz w:val="24"/>
-          <w:szCs w:val="24"/>
-        </w:rPr>
-        <w:t xml:space="preserve"> Satu (1) copy draft </w:t>
-      </w:r>
-      <w:proofErr w:type="spellStart"/>
-      <w:r>
-        <w:rPr>
-          <w:rFonts w:ascii="Times New Roman" w:eastAsia="Times New Roman" w:hAnsi="Times New Roman" w:cs="Times New Roman"/>
-          <w:sz w:val="24"/>
-          <w:szCs w:val="24"/>
-        </w:rPr>
-        <w:t>artikel</w:t>
+      <w:r>
+        <w:rPr>
+          <w:rFonts w:ascii="Times New Roman" w:eastAsia="Times New Roman" w:hAnsi="Times New Roman" w:cs="Times New Roman"/>
+          <w:sz w:val="24"/>
+          <w:szCs w:val="24"/>
+        </w:rPr>
+        <w:t xml:space="preserve">[ ] Satu (1) copy draft </w:t>
+      </w:r>
+      <w:proofErr w:type="spellStart"/>
+      <w:r>
+        <w:rPr>
+          <w:rFonts w:ascii="Times New Roman" w:eastAsia="Times New Roman" w:hAnsi="Times New Roman" w:cs="Times New Roman"/>
+          <w:sz w:val="24"/>
+          <w:szCs w:val="24"/>
+        </w:rPr>
+        <w:t>lengkap</w:t>
       </w:r>
       <w:proofErr w:type="spellEnd"/>
       <w:r>
@@ -766,7 +806,61 @@
           <w:sz w:val="24"/>
           <w:szCs w:val="24"/>
         </w:rPr>
-        <w:t>jurnal</w:t>
+        <w:t>laporan</w:t>
+      </w:r>
+      <w:proofErr w:type="spellEnd"/>
+      <w:r>
+        <w:rPr>
+          <w:rFonts w:ascii="Times New Roman" w:eastAsia="Times New Roman" w:hAnsi="Times New Roman" w:cs="Times New Roman"/>
+          <w:sz w:val="24"/>
+          <w:szCs w:val="24"/>
+        </w:rPr>
+        <w:t xml:space="preserve"> </w:t>
+      </w:r>
+      <w:proofErr w:type="spellStart"/>
+      <w:r>
+        <w:rPr>
+          <w:rFonts w:ascii="Times New Roman" w:eastAsia="Times New Roman" w:hAnsi="Times New Roman" w:cs="Times New Roman"/>
+          <w:sz w:val="24"/>
+          <w:szCs w:val="24"/>
+        </w:rPr>
+        <w:t>kerja</w:t>
+      </w:r>
+      <w:proofErr w:type="spellEnd"/>
+      <w:r>
+        <w:rPr>
+          <w:rFonts w:ascii="Times New Roman" w:eastAsia="Times New Roman" w:hAnsi="Times New Roman" w:cs="Times New Roman"/>
+          <w:sz w:val="24"/>
+          <w:szCs w:val="24"/>
+        </w:rPr>
+        <w:t xml:space="preserve"> </w:t>
+      </w:r>
+      <w:proofErr w:type="spellStart"/>
+      <w:r>
+        <w:rPr>
+          <w:rFonts w:ascii="Times New Roman" w:eastAsia="Times New Roman" w:hAnsi="Times New Roman" w:cs="Times New Roman"/>
+          <w:sz w:val="24"/>
+          <w:szCs w:val="24"/>
+        </w:rPr>
+        <w:t>praktik</w:t>
+      </w:r>
+      <w:proofErr w:type="spellEnd"/>
+      <w:r>
+        <w:rPr>
+          <w:rFonts w:ascii="Times New Roman" w:eastAsia="Times New Roman" w:hAnsi="Times New Roman" w:cs="Times New Roman"/>
+          <w:sz w:val="24"/>
+          <w:szCs w:val="24"/>
+        </w:rPr>
+        <w:t xml:space="preserve"> dan </w:t>
+      </w:r>
+      <w:proofErr w:type="spellStart"/>
+      <w:r>
+        <w:rPr>
+          <w:rFonts w:ascii="Times New Roman" w:eastAsia="Times New Roman" w:hAnsi="Times New Roman" w:cs="Times New Roman"/>
+          <w:sz w:val="24"/>
+          <w:szCs w:val="24"/>
+        </w:rPr>
+        <w:t>terjilid</w:t>
       </w:r>
       <w:proofErr w:type="spellEnd"/>
     </w:p>
@@ -783,32 +877,22 @@
           <w:szCs w:val="24"/>
         </w:rPr>
       </w:pPr>
-      <w:proofErr w:type="gramStart"/>
-      <w:r>
-        <w:rPr>
-          <w:rFonts w:ascii="Times New Roman" w:eastAsia="Times New Roman" w:hAnsi="Times New Roman" w:cs="Times New Roman"/>
-          <w:sz w:val="24"/>
-          <w:szCs w:val="24"/>
-        </w:rPr>
-        <w:t>[ ]</w:t>
-      </w:r>
-      <w:proofErr w:type="gramEnd"/>
-      <w:r>
-        <w:rPr>
-          <w:rFonts w:ascii="Times New Roman" w:eastAsia="Times New Roman" w:hAnsi="Times New Roman" w:cs="Times New Roman"/>
-          <w:sz w:val="24"/>
-          <w:szCs w:val="24"/>
-        </w:rPr>
-        <w:t xml:space="preserve"> Satu (1) copy draft </w:t>
-      </w:r>
-      <w:proofErr w:type="spellStart"/>
-      <w:r>
-        <w:rPr>
-          <w:rFonts w:ascii="Times New Roman" w:eastAsia="Times New Roman" w:hAnsi="Times New Roman" w:cs="Times New Roman"/>
-          <w:sz w:val="24"/>
-          <w:szCs w:val="24"/>
-        </w:rPr>
-        <w:t>lengkap</w:t>
+      <w:r>
+        <w:rPr>
+          <w:rFonts w:ascii="Times New Roman" w:eastAsia="Times New Roman" w:hAnsi="Times New Roman" w:cs="Times New Roman"/>
+          <w:sz w:val="24"/>
+          <w:szCs w:val="24"/>
+        </w:rPr>
+        <w:t xml:space="preserve">[ ] </w:t>
+      </w:r>
+      <w:proofErr w:type="spellStart"/>
+      <w:r>
+        <w:rPr>
+          <w:rFonts w:ascii="Times New Roman" w:eastAsia="Times New Roman" w:hAnsi="Times New Roman" w:cs="Times New Roman"/>
+          <w:sz w:val="24"/>
+          <w:szCs w:val="24"/>
+        </w:rPr>
+        <w:t>Kehadiran</w:t>
       </w:r>
       <w:proofErr w:type="spellEnd"/>
       <w:r>
@@ -819,19 +903,33 @@
         </w:rPr>
         <w:t xml:space="preserve"> </w:t>
       </w:r>
-      <w:proofErr w:type="spellStart"/>
-      <w:r>
-        <w:rPr>
-          <w:rFonts w:ascii="Times New Roman" w:eastAsia="Times New Roman" w:hAnsi="Times New Roman" w:cs="Times New Roman"/>
-          <w:sz w:val="24"/>
-          <w:szCs w:val="24"/>
-        </w:rPr>
-        <w:t>laporan</w:t>
-      </w:r>
-      <w:proofErr w:type="spellEnd"/>
-      <w:r>
-        <w:rPr>
-          <w:rFonts w:ascii="Times New Roman" w:eastAsia="Times New Roman" w:hAnsi="Times New Roman" w:cs="Times New Roman"/>
+      <w:r>
+        <w:rPr>
+          <w:rFonts w:ascii="Times New Roman" w:eastAsia="Times New Roman" w:hAnsi="Times New Roman" w:cs="Times New Roman"/>
+          <w:b/>
+          <w:bCs/>
+          <w:sz w:val="24"/>
+          <w:szCs w:val="24"/>
+        </w:rPr>
+        <w:t xml:space="preserve">seminar </w:t>
+      </w:r>
+      <w:proofErr w:type="spellStart"/>
+      <w:r>
+        <w:rPr>
+          <w:rFonts w:ascii="Times New Roman" w:eastAsia="Times New Roman" w:hAnsi="Times New Roman" w:cs="Times New Roman"/>
+          <w:b/>
+          <w:bCs/>
+          <w:sz w:val="24"/>
+          <w:szCs w:val="24"/>
+        </w:rPr>
+        <w:t>kerja</w:t>
+      </w:r>
+      <w:proofErr w:type="spellEnd"/>
+      <w:r>
+        <w:rPr>
+          <w:rFonts w:ascii="Times New Roman" w:eastAsia="Times New Roman" w:hAnsi="Times New Roman" w:cs="Times New Roman"/>
+          <w:b/>
+          <w:bCs/>
           <w:sz w:val="24"/>
           <w:szCs w:val="24"/>
         </w:rPr>
@@ -841,30 +939,22 @@
       <w:r>
         <w:rPr>
           <w:rFonts w:ascii="Times New Roman" w:eastAsia="Times New Roman" w:hAnsi="Times New Roman" w:cs="Times New Roman"/>
-          <w:sz w:val="24"/>
-          <w:szCs w:val="24"/>
-        </w:rPr>
-        <w:t>kerja</w:t>
-      </w:r>
-      <w:proofErr w:type="spellEnd"/>
-      <w:r>
-        <w:rPr>
-          <w:rFonts w:ascii="Times New Roman" w:eastAsia="Times New Roman" w:hAnsi="Times New Roman" w:cs="Times New Roman"/>
-          <w:sz w:val="24"/>
-          <w:szCs w:val="24"/>
-        </w:rPr>
-        <w:t xml:space="preserve"> praktik dan </w:t>
-      </w:r>
-      <w:proofErr w:type="spellStart"/>
-      <w:r>
-        <w:rPr>
-          <w:rFonts w:ascii="Times New Roman" w:eastAsia="Times New Roman" w:hAnsi="Times New Roman" w:cs="Times New Roman"/>
-          <w:sz w:val="24"/>
-          <w:szCs w:val="24"/>
-        </w:rPr>
-        <w:t>terjilid</w:t>
-      </w:r>
-      <w:proofErr w:type="spellEnd"/>
+          <w:b/>
+          <w:bCs/>
+          <w:sz w:val="24"/>
+          <w:szCs w:val="24"/>
+        </w:rPr>
+        <w:t>praktik</w:t>
+      </w:r>
+      <w:proofErr w:type="spellEnd"/>
+      <w:r>
+        <w:rPr>
+          <w:rFonts w:ascii="Times New Roman" w:eastAsia="Times New Roman" w:hAnsi="Times New Roman" w:cs="Times New Roman"/>
+          <w:sz w:val="24"/>
+          <w:szCs w:val="24"/>
+        </w:rPr>
+        <w:t xml:space="preserve"> (minimal 3x)</w:t>
+      </w:r>
     </w:p>
     <w:p>
       <w:pPr>
@@ -879,16 +969,24 @@
           <w:szCs w:val="24"/>
         </w:rPr>
       </w:pPr>
-      <w:proofErr w:type="gramStart"/>
-      <w:r>
-        <w:rPr>
-          <w:rFonts w:ascii="Times New Roman" w:eastAsia="Times New Roman" w:hAnsi="Times New Roman" w:cs="Times New Roman"/>
-          <w:sz w:val="24"/>
-          <w:szCs w:val="24"/>
-        </w:rPr>
-        <w:t>[ ]</w:t>
-      </w:r>
-      <w:proofErr w:type="gramEnd"/>
+      <w:r>
+        <w:rPr>
+          <w:rFonts w:ascii="Times New Roman" w:eastAsia="Times New Roman" w:hAnsi="Times New Roman" w:cs="Times New Roman"/>
+          <w:sz w:val="24"/>
+          <w:szCs w:val="24"/>
+        </w:rPr>
+        <w:t xml:space="preserve">[ ] </w:t>
+      </w:r>
+      <w:proofErr w:type="spellStart"/>
+      <w:r>
+        <w:rPr>
+          <w:rFonts w:ascii="Times New Roman" w:eastAsia="Times New Roman" w:hAnsi="Times New Roman" w:cs="Times New Roman"/>
+          <w:sz w:val="24"/>
+          <w:szCs w:val="24"/>
+        </w:rPr>
+        <w:t>Formulir</w:t>
+      </w:r>
+      <w:proofErr w:type="spellEnd"/>
       <w:r>
         <w:rPr>
           <w:rFonts w:ascii="Times New Roman" w:eastAsia="Times New Roman" w:hAnsi="Times New Roman" w:cs="Times New Roman"/>
@@ -904,7 +1002,7 @@
           <w:sz w:val="24"/>
           <w:szCs w:val="24"/>
         </w:rPr>
-        <w:t>Kehadiran</w:t>
+        <w:t>penilaian</w:t>
       </w:r>
       <w:proofErr w:type="spellEnd"/>
       <w:r>
@@ -915,6 +1013,7 @@
         </w:rPr>
         <w:t xml:space="preserve"> </w:t>
       </w:r>
+      <w:proofErr w:type="spellStart"/>
       <w:r>
         <w:rPr>
           <w:rFonts w:ascii="Times New Roman" w:eastAsia="Times New Roman" w:hAnsi="Times New Roman" w:cs="Times New Roman"/>
@@ -923,9 +1022,9 @@
           <w:sz w:val="24"/>
           <w:szCs w:val="24"/>
         </w:rPr>
-        <w:t xml:space="preserve">seminar </w:t>
-      </w:r>
-      <w:proofErr w:type="spellStart"/>
+        <w:t>kerja</w:t>
+      </w:r>
+      <w:proofErr w:type="spellEnd"/>
       <w:r>
         <w:rPr>
           <w:rFonts w:ascii="Times New Roman" w:eastAsia="Times New Roman" w:hAnsi="Times New Roman" w:cs="Times New Roman"/>
@@ -934,9 +1033,9 @@
           <w:sz w:val="24"/>
           <w:szCs w:val="24"/>
         </w:rPr>
-        <w:t>kerja</w:t>
-      </w:r>
-      <w:proofErr w:type="spellEnd"/>
+        <w:t xml:space="preserve"> </w:t>
+      </w:r>
+      <w:proofErr w:type="spellStart"/>
       <w:r>
         <w:rPr>
           <w:rFonts w:ascii="Times New Roman" w:eastAsia="Times New Roman" w:hAnsi="Times New Roman" w:cs="Times New Roman"/>
@@ -945,15 +1044,88 @@
           <w:sz w:val="24"/>
           <w:szCs w:val="24"/>
         </w:rPr>
-        <w:t xml:space="preserve"> praktik</w:t>
-      </w:r>
-      <w:r>
-        <w:rPr>
-          <w:rFonts w:ascii="Times New Roman" w:eastAsia="Times New Roman" w:hAnsi="Times New Roman" w:cs="Times New Roman"/>
-          <w:sz w:val="24"/>
-          <w:szCs w:val="24"/>
-        </w:rPr>
-        <w:t xml:space="preserve"> (minimal 3x)</w:t>
+        <w:t>praktik</w:t>
+      </w:r>
+      <w:proofErr w:type="spellEnd"/>
+      <w:r>
+        <w:rPr>
+          <w:rFonts w:ascii="Times New Roman" w:eastAsia="Times New Roman" w:hAnsi="Times New Roman" w:cs="Times New Roman"/>
+          <w:sz w:val="24"/>
+          <w:szCs w:val="24"/>
+        </w:rPr>
+        <w:t xml:space="preserve"> </w:t>
+      </w:r>
+      <w:proofErr w:type="spellStart"/>
+      <w:r>
+        <w:rPr>
+          <w:rFonts w:ascii="Times New Roman" w:eastAsia="Times New Roman" w:hAnsi="Times New Roman" w:cs="Times New Roman"/>
+          <w:sz w:val="24"/>
+          <w:szCs w:val="24"/>
+        </w:rPr>
+        <w:t>dari</w:t>
+      </w:r>
+      <w:proofErr w:type="spellEnd"/>
+      <w:r>
+        <w:rPr>
+          <w:rFonts w:ascii="Times New Roman" w:eastAsia="Times New Roman" w:hAnsi="Times New Roman" w:cs="Times New Roman"/>
+          <w:sz w:val="24"/>
+          <w:szCs w:val="24"/>
+        </w:rPr>
+        <w:t xml:space="preserve"> </w:t>
+      </w:r>
+      <w:proofErr w:type="spellStart"/>
+      <w:r>
+        <w:rPr>
+          <w:rFonts w:ascii="Times New Roman" w:eastAsia="Times New Roman" w:hAnsi="Times New Roman" w:cs="Times New Roman"/>
+          <w:sz w:val="24"/>
+          <w:szCs w:val="24"/>
+        </w:rPr>
+        <w:t>dosen</w:t>
+      </w:r>
+      <w:proofErr w:type="spellEnd"/>
+      <w:r>
+        <w:rPr>
+          <w:rFonts w:ascii="Times New Roman" w:eastAsia="Times New Roman" w:hAnsi="Times New Roman" w:cs="Times New Roman"/>
+          <w:sz w:val="24"/>
+          <w:szCs w:val="24"/>
+        </w:rPr>
+        <w:t xml:space="preserve"> </w:t>
+      </w:r>
+      <w:proofErr w:type="spellStart"/>
+      <w:r>
+        <w:rPr>
+          <w:rFonts w:ascii="Times New Roman" w:eastAsia="Times New Roman" w:hAnsi="Times New Roman" w:cs="Times New Roman"/>
+          <w:sz w:val="24"/>
+          <w:szCs w:val="24"/>
+        </w:rPr>
+        <w:t>pembimbing</w:t>
+      </w:r>
+      <w:proofErr w:type="spellEnd"/>
+      <w:r>
+        <w:rPr>
+          <w:rFonts w:ascii="Times New Roman" w:eastAsia="Times New Roman" w:hAnsi="Times New Roman" w:cs="Times New Roman"/>
+          <w:sz w:val="24"/>
+          <w:szCs w:val="24"/>
+        </w:rPr>
+        <w:t xml:space="preserve"> </w:t>
+      </w:r>
+      <w:proofErr w:type="spellStart"/>
+      <w:r>
+        <w:rPr>
+          <w:rFonts w:ascii="Times New Roman" w:eastAsia="Times New Roman" w:hAnsi="Times New Roman" w:cs="Times New Roman"/>
+          <w:sz w:val="24"/>
+          <w:szCs w:val="24"/>
+        </w:rPr>
+        <w:t>lapangan</w:t>
+      </w:r>
+      <w:proofErr w:type="spellEnd"/>
+      <w:r>
+        <w:rPr>
+          <w:rFonts w:ascii="Times New Roman" w:eastAsia="Times New Roman" w:hAnsi="Times New Roman" w:cs="Times New Roman"/>
+          <w:sz w:val="24"/>
+          <w:szCs w:val="24"/>
+        </w:rPr>
+        <w:t xml:space="preserve"> </w:t>
       </w:r>
     </w:p>
     <w:p>
@@ -969,193 +1141,13 @@
           <w:szCs w:val="24"/>
         </w:rPr>
       </w:pPr>
-      <w:proofErr w:type="gramStart"/>
-      <w:r>
-        <w:rPr>
-          <w:rFonts w:ascii="Times New Roman" w:eastAsia="Times New Roman" w:hAnsi="Times New Roman" w:cs="Times New Roman"/>
-          <w:sz w:val="24"/>
-          <w:szCs w:val="24"/>
-        </w:rPr>
-        <w:t>[ ]</w:t>
-      </w:r>
-      <w:proofErr w:type="gramEnd"/>
-      <w:r>
-        <w:rPr>
-          <w:rFonts w:ascii="Times New Roman" w:eastAsia="Times New Roman" w:hAnsi="Times New Roman" w:cs="Times New Roman"/>
-          <w:sz w:val="24"/>
-          <w:szCs w:val="24"/>
-        </w:rPr>
-        <w:t xml:space="preserve"> </w:t>
-      </w:r>
-      <w:proofErr w:type="spellStart"/>
-      <w:r>
-        <w:rPr>
-          <w:rFonts w:ascii="Times New Roman" w:eastAsia="Times New Roman" w:hAnsi="Times New Roman" w:cs="Times New Roman"/>
-          <w:sz w:val="24"/>
-          <w:szCs w:val="24"/>
-        </w:rPr>
-        <w:t>Formulir</w:t>
-      </w:r>
-      <w:proofErr w:type="spellEnd"/>
-      <w:r>
-        <w:rPr>
-          <w:rFonts w:ascii="Times New Roman" w:eastAsia="Times New Roman" w:hAnsi="Times New Roman" w:cs="Times New Roman"/>
-          <w:sz w:val="24"/>
-          <w:szCs w:val="24"/>
-        </w:rPr>
-        <w:t xml:space="preserve"> </w:t>
-      </w:r>
-      <w:proofErr w:type="spellStart"/>
-      <w:r>
-        <w:rPr>
-          <w:rFonts w:ascii="Times New Roman" w:eastAsia="Times New Roman" w:hAnsi="Times New Roman" w:cs="Times New Roman"/>
-          <w:sz w:val="24"/>
-          <w:szCs w:val="24"/>
-        </w:rPr>
-        <w:t>penilaian</w:t>
-      </w:r>
-      <w:proofErr w:type="spellEnd"/>
-      <w:r>
-        <w:rPr>
-          <w:rFonts w:ascii="Times New Roman" w:eastAsia="Times New Roman" w:hAnsi="Times New Roman" w:cs="Times New Roman"/>
-          <w:sz w:val="24"/>
-          <w:szCs w:val="24"/>
-        </w:rPr>
-        <w:t xml:space="preserve"> </w:t>
-      </w:r>
-      <w:proofErr w:type="spellStart"/>
-      <w:r>
-        <w:rPr>
-          <w:rFonts w:ascii="Times New Roman" w:eastAsia="Times New Roman" w:hAnsi="Times New Roman" w:cs="Times New Roman"/>
-          <w:b/>
-          <w:bCs/>
-          <w:sz w:val="24"/>
-          <w:szCs w:val="24"/>
-        </w:rPr>
-        <w:t>kerja</w:t>
-      </w:r>
-      <w:proofErr w:type="spellEnd"/>
-      <w:r>
-        <w:rPr>
-          <w:rFonts w:ascii="Times New Roman" w:eastAsia="Times New Roman" w:hAnsi="Times New Roman" w:cs="Times New Roman"/>
-          <w:b/>
-          <w:bCs/>
-          <w:sz w:val="24"/>
-          <w:szCs w:val="24"/>
-        </w:rPr>
-        <w:t xml:space="preserve"> praktik</w:t>
-      </w:r>
-      <w:r>
-        <w:rPr>
-          <w:rFonts w:ascii="Times New Roman" w:eastAsia="Times New Roman" w:hAnsi="Times New Roman" w:cs="Times New Roman"/>
-          <w:sz w:val="24"/>
-          <w:szCs w:val="24"/>
-        </w:rPr>
-        <w:t xml:space="preserve"> </w:t>
-      </w:r>
-      <w:proofErr w:type="spellStart"/>
-      <w:r>
-        <w:rPr>
-          <w:rFonts w:ascii="Times New Roman" w:eastAsia="Times New Roman" w:hAnsi="Times New Roman" w:cs="Times New Roman"/>
-          <w:sz w:val="24"/>
-          <w:szCs w:val="24"/>
-        </w:rPr>
-        <w:t>dari</w:t>
-      </w:r>
-      <w:proofErr w:type="spellEnd"/>
-      <w:r>
-        <w:rPr>
-          <w:rFonts w:ascii="Times New Roman" w:eastAsia="Times New Roman" w:hAnsi="Times New Roman" w:cs="Times New Roman"/>
-          <w:sz w:val="24"/>
-          <w:szCs w:val="24"/>
-        </w:rPr>
-        <w:t xml:space="preserve"> </w:t>
-      </w:r>
-      <w:proofErr w:type="spellStart"/>
-      <w:r>
-        <w:rPr>
-          <w:rFonts w:ascii="Times New Roman" w:eastAsia="Times New Roman" w:hAnsi="Times New Roman" w:cs="Times New Roman"/>
-          <w:sz w:val="24"/>
-          <w:szCs w:val="24"/>
-        </w:rPr>
-        <w:t>dosen</w:t>
-      </w:r>
-      <w:proofErr w:type="spellEnd"/>
-      <w:r>
-        <w:rPr>
-          <w:rFonts w:ascii="Times New Roman" w:eastAsia="Times New Roman" w:hAnsi="Times New Roman" w:cs="Times New Roman"/>
-          <w:sz w:val="24"/>
-          <w:szCs w:val="24"/>
-        </w:rPr>
-        <w:t xml:space="preserve"> </w:t>
-      </w:r>
-      <w:proofErr w:type="spellStart"/>
-      <w:r>
-        <w:rPr>
-          <w:rFonts w:ascii="Times New Roman" w:eastAsia="Times New Roman" w:hAnsi="Times New Roman" w:cs="Times New Roman"/>
-          <w:sz w:val="24"/>
-          <w:szCs w:val="24"/>
-        </w:rPr>
-        <w:t>pembimbing</w:t>
-      </w:r>
-      <w:proofErr w:type="spellEnd"/>
-      <w:r>
-        <w:rPr>
-          <w:rFonts w:ascii="Times New Roman" w:eastAsia="Times New Roman" w:hAnsi="Times New Roman" w:cs="Times New Roman"/>
-          <w:sz w:val="24"/>
-          <w:szCs w:val="24"/>
-        </w:rPr>
-        <w:t xml:space="preserve"> </w:t>
-      </w:r>
-      <w:proofErr w:type="spellStart"/>
-      <w:r>
-        <w:rPr>
-          <w:rFonts w:ascii="Times New Roman" w:eastAsia="Times New Roman" w:hAnsi="Times New Roman" w:cs="Times New Roman"/>
-          <w:sz w:val="24"/>
-          <w:szCs w:val="24"/>
-        </w:rPr>
-        <w:t>lapangan</w:t>
-      </w:r>
-      <w:proofErr w:type="spellEnd"/>
-      <w:r>
-        <w:rPr>
-          <w:rFonts w:ascii="Times New Roman" w:eastAsia="Times New Roman" w:hAnsi="Times New Roman" w:cs="Times New Roman"/>
-          <w:sz w:val="24"/>
-          <w:szCs w:val="24"/>
-        </w:rPr>
-        <w:t xml:space="preserve"> </w:t>
-      </w:r>
-    </w:p>
-    <w:p>
-      <w:pPr>
-        <w:tabs>
-          <w:tab w:val="left" w:pos="0"/>
-        </w:tabs>
-        <w:spacing w:after="0"/>
-        <w:jc w:val="both"/>
-        <w:rPr>
-          <w:rFonts w:ascii="Times New Roman" w:eastAsia="Times New Roman" w:hAnsi="Times New Roman" w:cs="Times New Roman"/>
-          <w:sz w:val="24"/>
-          <w:szCs w:val="24"/>
-        </w:rPr>
-      </w:pPr>
-      <w:proofErr w:type="gramStart"/>
-      <w:r>
-        <w:rPr>
-          <w:rFonts w:ascii="Times New Roman" w:eastAsia="Times New Roman" w:hAnsi="Times New Roman" w:cs="Times New Roman"/>
-          <w:sz w:val="24"/>
-          <w:szCs w:val="24"/>
-        </w:rPr>
-        <w:t>[ ]</w:t>
-      </w:r>
-      <w:proofErr w:type="gramEnd"/>
-      <w:r>
-        <w:rPr>
-          <w:rFonts w:ascii="Times New Roman" w:eastAsia="Times New Roman" w:hAnsi="Times New Roman" w:cs="Times New Roman"/>
-          <w:sz w:val="24"/>
-          <w:szCs w:val="24"/>
-        </w:rPr>
-        <w:t xml:space="preserve"> </w:t>
+      <w:r>
+        <w:rPr>
+          <w:rFonts w:ascii="Times New Roman" w:eastAsia="Times New Roman" w:hAnsi="Times New Roman" w:cs="Times New Roman"/>
+          <w:sz w:val="24"/>
+          <w:szCs w:val="24"/>
+        </w:rPr>
+        <w:t xml:space="preserve">[ ] </w:t>
       </w:r>
       <w:proofErr w:type="spellStart"/>
       <w:r>
@@ -1436,20 +1428,6 @@
               </w:rPr>
               <w:t xml:space="preserve"> </w:t>
             </w:r>
-          </w:p>
-          <w:p>
-            <w:pPr>
-              <w:tabs>
-                <w:tab w:val="left" w:pos="0"/>
-              </w:tabs>
-              <w:spacing w:line="360" w:lineRule="auto"/>
-              <w:jc w:val="center"/>
-              <w:rPr>
-                <w:rFonts w:ascii="Times New Roman" w:eastAsia="Times New Roman" w:hAnsi="Times New Roman" w:cs="Times New Roman"/>
-                <w:sz w:val="24"/>
-                <w:szCs w:val="24"/>
-              </w:rPr>
-            </w:pPr>
           </w:p>
           <w:p>
             <w:pPr>
@@ -1633,22 +1611,18 @@
                 <w:sz w:val="24"/>
                 <w:szCs w:val="24"/>
               </w:rPr>
-              <w:t xml:space="preserve"> Praktik</w:t>
+              <w:t xml:space="preserve"> </w:t>
             </w:r>
-          </w:p>
-          <w:p>
-            <w:pPr>
-              <w:tabs>
-                <w:tab w:val="left" w:pos="0"/>
-              </w:tabs>
-              <w:spacing w:line="360" w:lineRule="auto"/>
-              <w:jc w:val="center"/>
+            <w:proofErr w:type="spellStart"/>
+            <w:r>
               <w:rPr>
                 <w:rFonts w:ascii="Times New Roman" w:eastAsia="Times New Roman" w:hAnsi="Times New Roman" w:cs="Times New Roman"/>
                 <w:sz w:val="24"/>
                 <w:szCs w:val="24"/>
               </w:rPr>
-            </w:pPr>
+              <w:t>Praktik</w:t>
+            </w:r>
+            <w:proofErr w:type="spellEnd"/>
           </w:p>
           <w:p>
             <w:pPr>
@@ -1778,7 +1752,7 @@
 </file>
 
 <file path=word/endnotes.xml><?xml version="1.0" encoding="utf-8"?>
-<w:endnotes xmlns:wpc="http://schemas.microsoft.com/office/word/2010/wordprocessingCanvas" xmlns:cx="http://schemas.microsoft.com/office/drawing/2014/chartex" xmlns:cx1="http://schemas.microsoft.com/office/drawing/2015/9/8/chartex" xmlns:cx2="http://schemas.microsoft.com/office/drawing/2015/10/21/chartex" xmlns:cx3="http://schemas.microsoft.com/office/drawing/2016/5/9/chartex" xmlns:cx4="http://schemas.microsoft.com/office/drawing/2016/5/10/chartex" xmlns:cx5="http://schemas.microsoft.com/office/drawing/2016/5/11/chartex" xmlns:cx6="http://schemas.microsoft.com/office/drawing/2016/5/12/chartex" xmlns:cx7="http://schemas.microsoft.com/office/drawing/2016/5/13/chartex" xmlns:cx8="http://schemas.microsoft.com/office/drawing/2016/5/14/chartex" xmlns:mc="http://schemas.openxmlformats.org/markup-compatibility/2006" xmlns:aink="http://schemas.microsoft.com/office/drawing/2016/ink" xmlns:am3d="http://schemas.microsoft.com/office/drawing/2017/model3d" xmlns:o="urn:schemas-microsoft-com:office:office" xmlns:oel="http://schemas.microsoft.com/office/2019/extlst" xmlns:r="http://schemas.openxmlformats.org/officeDocument/2006/relationships" xmlns:m="http://schemas.openxmlformats.org/officeDocument/2006/math" xmlns:v="urn:schemas-microsoft-com:vml" xmlns:wp14="http://schemas.microsoft.com/office/word/2010/wordprocessingDrawing" xmlns:wp="http://schemas.openxmlformats.org/drawingml/2006/wordprocessingDrawing" xmlns:w10="urn:schemas-microsoft-com:office:word" xmlns:w="http://schemas.openxmlformats.org/wordprocessingml/2006/main" xmlns:w14="http://schemas.microsoft.com/office/word/2010/wordml" xmlns:w15="http://schemas.microsoft.com/office/word/2012/wordml" xmlns:w16cei="http://schemas.microsoft.com/office/word/2026/wordml/cei" xmlns:w16cex="http://schemas.microsoft.com/office/word/2018/wordml/cex" xmlns:w16cid="http://schemas.microsoft.com/office/word/2016/wordml/cid" xmlns:w16="http://schemas.microsoft.com/office/word/2018/wordml" xmlns:w16du="http://schemas.microsoft.com/office/word/2023/wordml/word16du" xmlns:w16sdtdh="http://schemas.microsoft.com/office/word/2020/wordml/sdtdatahash" xmlns:w16sdtfl="http://schemas.microsoft.com/office/word/2024/wordml/sdtformatlock" xmlns:w16se="http://schemas.microsoft.com/office/word/2015/wordml/symex" xmlns:wpg="http://schemas.microsoft.com/office/word/2010/wordprocessingGroup" xmlns:wpi="http://schemas.microsoft.com/office/word/2010/wordprocessingInk" xmlns:wne="http://schemas.microsoft.com/office/word/2006/wordml" xmlns:wps="http://schemas.microsoft.com/office/word/2010/wordprocessingShape" mc:Ignorable="w14 w15 w16se w16cid w16 w16cex w16sdtdh w16sdtfl w16du wp14">
+<w:endnotes xmlns:wpc="http://schemas.microsoft.com/office/word/2010/wordprocessingCanvas" xmlns:cx="http://schemas.microsoft.com/office/drawing/2014/chartex" xmlns:cx1="http://schemas.microsoft.com/office/drawing/2015/9/8/chartex" xmlns:cx2="http://schemas.microsoft.com/office/drawing/2015/10/21/chartex" xmlns:cx3="http://schemas.microsoft.com/office/drawing/2016/5/9/chartex" xmlns:cx4="http://schemas.microsoft.com/office/drawing/2016/5/10/chartex" xmlns:cx5="http://schemas.microsoft.com/office/drawing/2016/5/11/chartex" xmlns:cx6="http://schemas.microsoft.com/office/drawing/2016/5/12/chartex" xmlns:cx7="http://schemas.microsoft.com/office/drawing/2016/5/13/chartex" xmlns:cx8="http://schemas.microsoft.com/office/drawing/2016/5/14/chartex" xmlns:mc="http://schemas.openxmlformats.org/markup-compatibility/2006" xmlns:aink="http://schemas.microsoft.com/office/drawing/2016/ink" xmlns:am3d="http://schemas.microsoft.com/office/drawing/2017/model3d" xmlns:o="urn:schemas-microsoft-com:office:office" xmlns:oel="http://schemas.microsoft.com/office/2019/extlst" xmlns:r="http://schemas.openxmlformats.org/officeDocument/2006/relationships" xmlns:m="http://schemas.openxmlformats.org/officeDocument/2006/math" xmlns:v="urn:schemas-microsoft-com:vml" xmlns:wp14="http://schemas.microsoft.com/office/word/2010/wordprocessingDrawing" xmlns:wp="http://schemas.openxmlformats.org/drawingml/2006/wordprocessingDrawing" xmlns:w10="urn:schemas-microsoft-com:office:word" xmlns:w="http://schemas.openxmlformats.org/wordprocessingml/2006/main" xmlns:w14="http://schemas.microsoft.com/office/word/2010/wordml" xmlns:w15="http://schemas.microsoft.com/office/word/2012/wordml" xmlns:w16cex="http://schemas.microsoft.com/office/word/2018/wordml/cex" xmlns:w16cid="http://schemas.microsoft.com/office/word/2016/wordml/cid" xmlns:w16="http://schemas.microsoft.com/office/word/2018/wordml" xmlns:w16du="http://schemas.microsoft.com/office/word/2023/wordml/word16du" xmlns:w16sdtdh="http://schemas.microsoft.com/office/word/2020/wordml/sdtdatahash" xmlns:w16sdtfl="http://schemas.microsoft.com/office/word/2024/wordml/sdtformatlock" xmlns:w16se="http://schemas.microsoft.com/office/word/2015/wordml/symex" xmlns:wpg="http://schemas.microsoft.com/office/word/2010/wordprocessingGroup" xmlns:wpi="http://schemas.microsoft.com/office/word/2010/wordprocessingInk" xmlns:wne="http://schemas.microsoft.com/office/word/2006/wordml" xmlns:wps="http://schemas.microsoft.com/office/word/2010/wordprocessingShape" mc:Ignorable="w14 w15 w16se w16cid w16 w16cex w16sdtdh w16sdtfl w16du wp14">
   <w:endnote w:type="separator" w:id="-1">
     <w:p>
       <w:pPr>
@@ -1803,7 +1777,7 @@
 </file>
 
 <file path=word/footer1.xml><?xml version="1.0" encoding="utf-8"?>
-<w:ftr xmlns:wpc="http://schemas.microsoft.com/office/word/2010/wordprocessingCanvas" xmlns:cx="http://schemas.microsoft.com/office/drawing/2014/chartex" xmlns:cx1="http://schemas.microsoft.com/office/drawing/2015/9/8/chartex" xmlns:cx2="http://schemas.microsoft.com/office/drawing/2015/10/21/chartex" xmlns:cx3="http://schemas.microsoft.com/office/drawing/2016/5/9/chartex" xmlns:cx4="http://schemas.microsoft.com/office/drawing/2016/5/10/chartex" xmlns:cx5="http://schemas.microsoft.com/office/drawing/2016/5/11/chartex" xmlns:cx6="http://schemas.microsoft.com/office/drawing/2016/5/12/chartex" xmlns:cx7="http://schemas.microsoft.com/office/drawing/2016/5/13/chartex" xmlns:cx8="http://schemas.microsoft.com/office/drawing/2016/5/14/chartex" xmlns:mc="http://schemas.openxmlformats.org/markup-compatibility/2006" xmlns:aink="http://schemas.microsoft.com/office/drawing/2016/ink" xmlns:am3d="http://schemas.microsoft.com/office/drawing/2017/model3d" xmlns:o="urn:schemas-microsoft-com:office:office" xmlns:oel="http://schemas.microsoft.com/office/2019/extlst" xmlns:r="http://schemas.openxmlformats.org/officeDocument/2006/relationships" xmlns:m="http://schemas.openxmlformats.org/officeDocument/2006/math" xmlns:v="urn:schemas-microsoft-com:vml" xmlns:wp14="http://schemas.microsoft.com/office/word/2010/wordprocessingDrawing" xmlns:wp="http://schemas.openxmlformats.org/drawingml/2006/wordprocessingDrawing" xmlns:w10="urn:schemas-microsoft-com:office:word" xmlns:w="http://schemas.openxmlformats.org/wordprocessingml/2006/main" xmlns:w14="http://schemas.microsoft.com/office/word/2010/wordml" xmlns:w15="http://schemas.microsoft.com/office/word/2012/wordml" xmlns:w16cei="http://schemas.microsoft.com/office/word/2026/wordml/cei" xmlns:w16cex="http://schemas.microsoft.com/office/word/2018/wordml/cex" xmlns:w16cid="http://schemas.microsoft.com/office/word/2016/wordml/cid" xmlns:w16="http://schemas.microsoft.com/office/word/2018/wordml" xmlns:w16du="http://schemas.microsoft.com/office/word/2023/wordml/word16du" xmlns:w16sdtdh="http://schemas.microsoft.com/office/word/2020/wordml/sdtdatahash" xmlns:w16sdtfl="http://schemas.microsoft.com/office/word/2024/wordml/sdtformatlock" xmlns:w16se="http://schemas.microsoft.com/office/word/2015/wordml/symex" xmlns:wpg="http://schemas.microsoft.com/office/word/2010/wordprocessingGroup" xmlns:wpi="http://schemas.microsoft.com/office/word/2010/wordprocessingInk" xmlns:wne="http://schemas.microsoft.com/office/word/2006/wordml" xmlns:wps="http://schemas.microsoft.com/office/word/2010/wordprocessingShape" mc:Ignorable="w14 w15 w16se w16cid w16 w16cex w16sdtdh w16sdtfl w16du wp14">
+<w:ftr xmlns:wpc="http://schemas.microsoft.com/office/word/2010/wordprocessingCanvas" xmlns:cx="http://schemas.microsoft.com/office/drawing/2014/chartex" xmlns:cx1="http://schemas.microsoft.com/office/drawing/2015/9/8/chartex" xmlns:cx2="http://schemas.microsoft.com/office/drawing/2015/10/21/chartex" xmlns:cx3="http://schemas.microsoft.com/office/drawing/2016/5/9/chartex" xmlns:cx4="http://schemas.microsoft.com/office/drawing/2016/5/10/chartex" xmlns:cx5="http://schemas.microsoft.com/office/drawing/2016/5/11/chartex" xmlns:cx6="http://schemas.microsoft.com/office/drawing/2016/5/12/chartex" xmlns:cx7="http://schemas.microsoft.com/office/drawing/2016/5/13/chartex" xmlns:cx8="http://schemas.microsoft.com/office/drawing/2016/5/14/chartex" xmlns:mc="http://schemas.openxmlformats.org/markup-compatibility/2006" xmlns:aink="http://schemas.microsoft.com/office/drawing/2016/ink" xmlns:am3d="http://schemas.microsoft.com/office/drawing/2017/model3d" xmlns:o="urn:schemas-microsoft-com:office:office" xmlns:oel="http://schemas.microsoft.com/office/2019/extlst" xmlns:r="http://schemas.openxmlformats.org/officeDocument/2006/relationships" xmlns:m="http://schemas.openxmlformats.org/officeDocument/2006/math" xmlns:v="urn:schemas-microsoft-com:vml" xmlns:wp14="http://schemas.microsoft.com/office/word/2010/wordprocessingDrawing" xmlns:wp="http://schemas.openxmlformats.org/drawingml/2006/wordprocessingDrawing" xmlns:w10="urn:schemas-microsoft-com:office:word" xmlns:w="http://schemas.openxmlformats.org/wordprocessingml/2006/main" xmlns:w14="http://schemas.microsoft.com/office/word/2010/wordml" xmlns:w15="http://schemas.microsoft.com/office/word/2012/wordml" xmlns:w16cex="http://schemas.microsoft.com/office/word/2018/wordml/cex" xmlns:w16cid="http://schemas.microsoft.com/office/word/2016/wordml/cid" xmlns:w16="http://schemas.microsoft.com/office/word/2018/wordml" xmlns:w16du="http://schemas.microsoft.com/office/word/2023/wordml/word16du" xmlns:w16sdtdh="http://schemas.microsoft.com/office/word/2020/wordml/sdtdatahash" xmlns:w16sdtfl="http://schemas.microsoft.com/office/word/2024/wordml/sdtformatlock" xmlns:w16se="http://schemas.microsoft.com/office/word/2015/wordml/symex" xmlns:wpg="http://schemas.microsoft.com/office/word/2010/wordprocessingGroup" xmlns:wpi="http://schemas.microsoft.com/office/word/2010/wordprocessingInk" xmlns:wne="http://schemas.microsoft.com/office/word/2006/wordml" xmlns:wps="http://schemas.microsoft.com/office/word/2010/wordprocessingShape" mc:Ignorable="w14 w15 w16se w16cid w16 w16cex w16sdtdh w16sdtfl w16du wp14">
   <w:p>
     <w:pPr>
       <w:pBdr>
@@ -1935,7 +1909,7 @@
             </wp:anchor>
           </w:drawing>
         </mc:Choice>
-        <mc:Fallback xmlns:cr="http://schemas.microsoft.com/office/comments/2020/reactions" xmlns="http://schemas.microsoft.com/office/tasks/2019/documenttasks" xmlns:dgm="http://schemas.openxmlformats.org/drawingml/2006/diagram" xmlns:lc="http://schemas.openxmlformats.org/drawingml/2006/lockedCanvas" xmlns:c="http://schemas.openxmlformats.org/drawingml/2006/chart" xmlns:pic="http://schemas.openxmlformats.org/drawingml/2006/picture" xmlns:a="http://schemas.openxmlformats.org/drawingml/2006/main" xmlns:sl="http://schemas.openxmlformats.org/schemaLibrary/2006/main">
+        <mc:Fallback xmlns:sl="http://schemas.openxmlformats.org/schemaLibrary/2006/main" xmlns:a="http://schemas.openxmlformats.org/drawingml/2006/main" xmlns:pic="http://schemas.openxmlformats.org/drawingml/2006/picture" xmlns:c="http://schemas.openxmlformats.org/drawingml/2006/chart" xmlns:lc="http://schemas.openxmlformats.org/drawingml/2006/lockedCanvas" xmlns:dgm="http://schemas.openxmlformats.org/drawingml/2006/diagram" xmlns="http://schemas.microsoft.com/office/tasks/2019/documenttasks" xmlns:cr="http://schemas.microsoft.com/office/comments/2020/reactions" xmlns:w16cei="http://schemas.microsoft.com/office/word/2026/wordml/cei">
           <w:drawing>
             <wp:anchor allowOverlap="1" behindDoc="0" distB="0" distT="0" distL="114300" distR="114300" hidden="0" layoutInCell="1" locked="0" relativeHeight="0" simplePos="0">
               <wp:simplePos x="0" y="0"/>
@@ -2013,7 +1987,7 @@
 </file>
 
 <file path=word/footnotes.xml><?xml version="1.0" encoding="utf-8"?>
-<w:footnotes xmlns:wpc="http://schemas.microsoft.com/office/word/2010/wordprocessingCanvas" xmlns:cx="http://schemas.microsoft.com/office/drawing/2014/chartex" xmlns:cx1="http://schemas.microsoft.com/office/drawing/2015/9/8/chartex" xmlns:cx2="http://schemas.microsoft.com/office/drawing/2015/10/21/chartex" xmlns:cx3="http://schemas.microsoft.com/office/drawing/2016/5/9/chartex" xmlns:cx4="http://schemas.microsoft.com/office/drawing/2016/5/10/chartex" xmlns:cx5="http://schemas.microsoft.com/office/drawing/2016/5/11/chartex" xmlns:cx6="http://schemas.microsoft.com/office/drawing/2016/5/12/chartex" xmlns:cx7="http://schemas.microsoft.com/office/drawing/2016/5/13/chartex" xmlns:cx8="http://schemas.microsoft.com/office/drawing/2016/5/14/chartex" xmlns:mc="http://schemas.openxmlformats.org/markup-compatibility/2006" xmlns:aink="http://schemas.microsoft.com/office/drawing/2016/ink" xmlns:am3d="http://schemas.microsoft.com/office/drawing/2017/model3d" xmlns:o="urn:schemas-microsoft-com:office:office" xmlns:oel="http://schemas.microsoft.com/office/2019/extlst" xmlns:r="http://schemas.openxmlformats.org/officeDocument/2006/relationships" xmlns:m="http://schemas.openxmlformats.org/officeDocument/2006/math" xmlns:v="urn:schemas-microsoft-com:vml" xmlns:wp14="http://schemas.microsoft.com/office/word/2010/wordprocessingDrawing" xmlns:wp="http://schemas.openxmlformats.org/drawingml/2006/wordprocessingDrawing" xmlns:w10="urn:schemas-microsoft-com:office:word" xmlns:w="http://schemas.openxmlformats.org/wordprocessingml/2006/main" xmlns:w14="http://schemas.microsoft.com/office/word/2010/wordml" xmlns:w15="http://schemas.microsoft.com/office/word/2012/wordml" xmlns:w16cei="http://schemas.microsoft.com/office/word/2026/wordml/cei" xmlns:w16cex="http://schemas.microsoft.com/office/word/2018/wordml/cex" xmlns:w16cid="http://schemas.microsoft.com/office/word/2016/wordml/cid" xmlns:w16="http://schemas.microsoft.com/office/word/2018/wordml" xmlns:w16du="http://schemas.microsoft.com/office/word/2023/wordml/word16du" xmlns:w16sdtdh="http://schemas.microsoft.com/office/word/2020/wordml/sdtdatahash" xmlns:w16sdtfl="http://schemas.microsoft.com/office/word/2024/wordml/sdtformatlock" xmlns:w16se="http://schemas.microsoft.com/office/word/2015/wordml/symex" xmlns:wpg="http://schemas.microsoft.com/office/word/2010/wordprocessingGroup" xmlns:wpi="http://schemas.microsoft.com/office/word/2010/wordprocessingInk" xmlns:wne="http://schemas.microsoft.com/office/word/2006/wordml" xmlns:wps="http://schemas.microsoft.com/office/word/2010/wordprocessingShape" mc:Ignorable="w14 w15 w16se w16cid w16 w16cex w16sdtdh w16sdtfl w16du wp14">
+<w:footnotes xmlns:wpc="http://schemas.microsoft.com/office/word/2010/wordprocessingCanvas" xmlns:cx="http://schemas.microsoft.com/office/drawing/2014/chartex" xmlns:cx1="http://schemas.microsoft.com/office/drawing/2015/9/8/chartex" xmlns:cx2="http://schemas.microsoft.com/office/drawing/2015/10/21/chartex" xmlns:cx3="http://schemas.microsoft.com/office/drawing/2016/5/9/chartex" xmlns:cx4="http://schemas.microsoft.com/office/drawing/2016/5/10/chartex" xmlns:cx5="http://schemas.microsoft.com/office/drawing/2016/5/11/chartex" xmlns:cx6="http://schemas.microsoft.com/office/drawing/2016/5/12/chartex" xmlns:cx7="http://schemas.microsoft.com/office/drawing/2016/5/13/chartex" xmlns:cx8="http://schemas.microsoft.com/office/drawing/2016/5/14/chartex" xmlns:mc="http://schemas.openxmlformats.org/markup-compatibility/2006" xmlns:aink="http://schemas.microsoft.com/office/drawing/2016/ink" xmlns:am3d="http://schemas.microsoft.com/office/drawing/2017/model3d" xmlns:o="urn:schemas-microsoft-com:office:office" xmlns:oel="http://schemas.microsoft.com/office/2019/extlst" xmlns:r="http://schemas.openxmlformats.org/officeDocument/2006/relationships" xmlns:m="http://schemas.openxmlformats.org/officeDocument/2006/math" xmlns:v="urn:schemas-microsoft-com:vml" xmlns:wp14="http://schemas.microsoft.com/office/word/2010/wordprocessingDrawing" xmlns:wp="http://schemas.openxmlformats.org/drawingml/2006/wordprocessingDrawing" xmlns:w10="urn:schemas-microsoft-com:office:word" xmlns:w="http://schemas.openxmlformats.org/wordprocessingml/2006/main" xmlns:w14="http://schemas.microsoft.com/office/word/2010/wordml" xmlns:w15="http://schemas.microsoft.com/office/word/2012/wordml" xmlns:w16cex="http://schemas.microsoft.com/office/word/2018/wordml/cex" xmlns:w16cid="http://schemas.microsoft.com/office/word/2016/wordml/cid" xmlns:w16="http://schemas.microsoft.com/office/word/2018/wordml" xmlns:w16du="http://schemas.microsoft.com/office/word/2023/wordml/word16du" xmlns:w16sdtdh="http://schemas.microsoft.com/office/word/2020/wordml/sdtdatahash" xmlns:w16sdtfl="http://schemas.microsoft.com/office/word/2024/wordml/sdtformatlock" xmlns:w16se="http://schemas.microsoft.com/office/word/2015/wordml/symex" xmlns:wpg="http://schemas.microsoft.com/office/word/2010/wordprocessingGroup" xmlns:wpi="http://schemas.microsoft.com/office/word/2010/wordprocessingInk" xmlns:wne="http://schemas.microsoft.com/office/word/2006/wordml" xmlns:wps="http://schemas.microsoft.com/office/word/2010/wordprocessingShape" mc:Ignorable="w14 w15 w16se w16cid w16 w16cex w16sdtdh w16sdtfl w16du wp14">
   <w:footnote w:type="separator" w:id="-1">
     <w:p>
       <w:pPr>
@@ -2038,7 +2012,7 @@
 </file>
 
 <file path=word/header1.xml><?xml version="1.0" encoding="utf-8"?>
-<w:hdr xmlns:wpc="http://schemas.microsoft.com/office/word/2010/wordprocessingCanvas" xmlns:cx="http://schemas.microsoft.com/office/drawing/2014/chartex" xmlns:cx1="http://schemas.microsoft.com/office/drawing/2015/9/8/chartex" xmlns:cx2="http://schemas.microsoft.com/office/drawing/2015/10/21/chartex" xmlns:cx3="http://schemas.microsoft.com/office/drawing/2016/5/9/chartex" xmlns:cx4="http://schemas.microsoft.com/office/drawing/2016/5/10/chartex" xmlns:cx5="http://schemas.microsoft.com/office/drawing/2016/5/11/chartex" xmlns:cx6="http://schemas.microsoft.com/office/drawing/2016/5/12/chartex" xmlns:cx7="http://schemas.microsoft.com/office/drawing/2016/5/13/chartex" xmlns:cx8="http://schemas.microsoft.com/office/drawing/2016/5/14/chartex" xmlns:mc="http://schemas.openxmlformats.org/markup-compatibility/2006" xmlns:aink="http://schemas.microsoft.com/office/drawing/2016/ink" xmlns:am3d="http://schemas.microsoft.com/office/drawing/2017/model3d" xmlns:o="urn:schemas-microsoft-com:office:office" xmlns:oel="http://schemas.microsoft.com/office/2019/extlst" xmlns:r="http://schemas.openxmlformats.org/officeDocument/2006/relationships" xmlns:m="http://schemas.openxmlformats.org/officeDocument/2006/math" xmlns:v="urn:schemas-microsoft-com:vml" xmlns:wp14="http://schemas.microsoft.com/office/word/2010/wordprocessingDrawing" xmlns:wp="http://schemas.openxmlformats.org/drawingml/2006/wordprocessingDrawing" xmlns:w10="urn:schemas-microsoft-com:office:word" xmlns:w="http://schemas.openxmlformats.org/wordprocessingml/2006/main" xmlns:w14="http://schemas.microsoft.com/office/word/2010/wordml" xmlns:w15="http://schemas.microsoft.com/office/word/2012/wordml" xmlns:w16cei="http://schemas.microsoft.com/office/word/2026/wordml/cei" xmlns:w16cex="http://schemas.microsoft.com/office/word/2018/wordml/cex" xmlns:w16cid="http://schemas.microsoft.com/office/word/2016/wordml/cid" xmlns:w16="http://schemas.microsoft.com/office/word/2018/wordml" xmlns:w16du="http://schemas.microsoft.com/office/word/2023/wordml/word16du" xmlns:w16sdtdh="http://schemas.microsoft.com/office/word/2020/wordml/sdtdatahash" xmlns:w16sdtfl="http://schemas.microsoft.com/office/word/2024/wordml/sdtformatlock" xmlns:w16se="http://schemas.microsoft.com/office/word/2015/wordml/symex" xmlns:wpg="http://schemas.microsoft.com/office/word/2010/wordprocessingGroup" xmlns:wpi="http://schemas.microsoft.com/office/word/2010/wordprocessingInk" xmlns:wne="http://schemas.microsoft.com/office/word/2006/wordml" xmlns:wps="http://schemas.microsoft.com/office/word/2010/wordprocessingShape" mc:Ignorable="w14 w15 w16se w16cid w16 w16cex w16sdtdh w16sdtfl w16du wp14">
+<w:hdr xmlns:wpc="http://schemas.microsoft.com/office/word/2010/wordprocessingCanvas" xmlns:cx="http://schemas.microsoft.com/office/drawing/2014/chartex" xmlns:cx1="http://schemas.microsoft.com/office/drawing/2015/9/8/chartex" xmlns:cx2="http://schemas.microsoft.com/office/drawing/2015/10/21/chartex" xmlns:cx3="http://schemas.microsoft.com/office/drawing/2016/5/9/chartex" xmlns:cx4="http://schemas.microsoft.com/office/drawing/2016/5/10/chartex" xmlns:cx5="http://schemas.microsoft.com/office/drawing/2016/5/11/chartex" xmlns:cx6="http://schemas.microsoft.com/office/drawing/2016/5/12/chartex" xmlns:cx7="http://schemas.microsoft.com/office/drawing/2016/5/13/chartex" xmlns:cx8="http://schemas.microsoft.com/office/drawing/2016/5/14/chartex" xmlns:mc="http://schemas.openxmlformats.org/markup-compatibility/2006" xmlns:aink="http://schemas.microsoft.com/office/drawing/2016/ink" xmlns:am3d="http://schemas.microsoft.com/office/drawing/2017/model3d" xmlns:o="urn:schemas-microsoft-com:office:office" xmlns:oel="http://schemas.microsoft.com/office/2019/extlst" xmlns:r="http://schemas.openxmlformats.org/officeDocument/2006/relationships" xmlns:m="http://schemas.openxmlformats.org/officeDocument/2006/math" xmlns:v="urn:schemas-microsoft-com:vml" xmlns:wp14="http://schemas.microsoft.com/office/word/2010/wordprocessingDrawing" xmlns:wp="http://schemas.openxmlformats.org/drawingml/2006/wordprocessingDrawing" xmlns:w10="urn:schemas-microsoft-com:office:word" xmlns:w="http://schemas.openxmlformats.org/wordprocessingml/2006/main" xmlns:w14="http://schemas.microsoft.com/office/word/2010/wordml" xmlns:w15="http://schemas.microsoft.com/office/word/2012/wordml" xmlns:w16cex="http://schemas.microsoft.com/office/word/2018/wordml/cex" xmlns:w16cid="http://schemas.microsoft.com/office/word/2016/wordml/cid" xmlns:w16="http://schemas.microsoft.com/office/word/2018/wordml" xmlns:w16du="http://schemas.microsoft.com/office/word/2023/wordml/word16du" xmlns:w16sdtdh="http://schemas.microsoft.com/office/word/2020/wordml/sdtdatahash" xmlns:w16sdtfl="http://schemas.microsoft.com/office/word/2024/wordml/sdtformatlock" xmlns:w16se="http://schemas.microsoft.com/office/word/2015/wordml/symex" xmlns:wpg="http://schemas.microsoft.com/office/word/2010/wordprocessingGroup" xmlns:wpi="http://schemas.microsoft.com/office/word/2010/wordprocessingInk" xmlns:wne="http://schemas.microsoft.com/office/word/2006/wordml" xmlns:wps="http://schemas.microsoft.com/office/word/2010/wordprocessingShape" mc:Ignorable="w14 w15 w16se w16cid w16 w16cex w16sdtdh w16sdtfl w16du wp14">
   <w:p>
     <w:pPr>
       <w:pBdr>
@@ -2277,7 +2251,7 @@
             </wp:anchor>
           </w:drawing>
         </mc:Choice>
-        <mc:Fallback xmlns:cr="http://schemas.microsoft.com/office/comments/2020/reactions" xmlns="http://schemas.microsoft.com/office/tasks/2019/documenttasks" xmlns:dgm="http://schemas.openxmlformats.org/drawingml/2006/diagram" xmlns:lc="http://schemas.openxmlformats.org/drawingml/2006/lockedCanvas" xmlns:c="http://schemas.openxmlformats.org/drawingml/2006/chart" xmlns:pic="http://schemas.openxmlformats.org/drawingml/2006/picture" xmlns:a="http://schemas.openxmlformats.org/drawingml/2006/main" xmlns:sl="http://schemas.openxmlformats.org/schemaLibrary/2006/main">
+        <mc:Fallback xmlns:sl="http://schemas.openxmlformats.org/schemaLibrary/2006/main" xmlns:a="http://schemas.openxmlformats.org/drawingml/2006/main" xmlns:pic="http://schemas.openxmlformats.org/drawingml/2006/picture" xmlns:c="http://schemas.openxmlformats.org/drawingml/2006/chart" xmlns:lc="http://schemas.openxmlformats.org/drawingml/2006/lockedCanvas" xmlns:dgm="http://schemas.openxmlformats.org/drawingml/2006/diagram" xmlns="http://schemas.microsoft.com/office/tasks/2019/documenttasks" xmlns:cr="http://schemas.microsoft.com/office/comments/2020/reactions" xmlns:w16cei="http://schemas.microsoft.com/office/word/2026/wordml/cei">
           <w:drawing>
             <wp:anchor allowOverlap="1" behindDoc="0" distB="0" distT="0" distL="114300" distR="114300" hidden="0" layoutInCell="1" locked="0" relativeHeight="0" simplePos="0">
               <wp:simplePos x="0" y="0"/>
@@ -2458,7 +2432,7 @@
             </wp:anchor>
           </w:drawing>
         </mc:Choice>
-        <mc:Fallback xmlns:cr="http://schemas.microsoft.com/office/comments/2020/reactions" xmlns="http://schemas.microsoft.com/office/tasks/2019/documenttasks" xmlns:dgm="http://schemas.openxmlformats.org/drawingml/2006/diagram" xmlns:lc="http://schemas.openxmlformats.org/drawingml/2006/lockedCanvas" xmlns:c="http://schemas.openxmlformats.org/drawingml/2006/chart" xmlns:pic="http://schemas.openxmlformats.org/drawingml/2006/picture" xmlns:a="http://schemas.openxmlformats.org/drawingml/2006/main" xmlns:sl="http://schemas.openxmlformats.org/schemaLibrary/2006/main">
+        <mc:Fallback xmlns:sl="http://schemas.openxmlformats.org/schemaLibrary/2006/main" xmlns:a="http://schemas.openxmlformats.org/drawingml/2006/main" xmlns:pic="http://schemas.openxmlformats.org/drawingml/2006/picture" xmlns:c="http://schemas.openxmlformats.org/drawingml/2006/chart" xmlns:lc="http://schemas.openxmlformats.org/drawingml/2006/lockedCanvas" xmlns:dgm="http://schemas.openxmlformats.org/drawingml/2006/diagram" xmlns="http://schemas.microsoft.com/office/tasks/2019/documenttasks" xmlns:cr="http://schemas.microsoft.com/office/comments/2020/reactions" xmlns:w16cei="http://schemas.microsoft.com/office/word/2026/wordml/cei">
           <w:drawing>
             <wp:anchor allowOverlap="1" behindDoc="0" distB="0" distT="0" distL="114300" distR="114300" hidden="0" layoutInCell="1" locked="0" relativeHeight="0" simplePos="0">
               <wp:simplePos x="0" y="0"/>

--- a/public/doc-templates/KP/persetujuan-smkp.docx
+++ b/public/doc-templates/KP/persetujuan-smkp.docx
@@ -660,6 +660,7 @@
         <w:t xml:space="preserve"> </w:t>
       </w:r>
       <w:proofErr w:type="spellStart"/>
+      <w:proofErr w:type="gramStart"/>
       <w:r>
         <w:rPr>
           <w:rFonts w:ascii="Times New Roman" w:eastAsia="Times New Roman" w:hAnsi="Times New Roman" w:cs="Times New Roman"/>
@@ -677,6 +678,7 @@
         </w:rPr>
         <w:t xml:space="preserve"> :</w:t>
       </w:r>
+      <w:proofErr w:type="gramEnd"/>
     </w:p>
     <w:p>
       <w:pPr>
@@ -691,13 +693,23 @@
           <w:szCs w:val="24"/>
         </w:rPr>
       </w:pPr>
-      <w:r>
-        <w:rPr>
-          <w:rFonts w:ascii="Times New Roman" w:eastAsia="Times New Roman" w:hAnsi="Times New Roman" w:cs="Times New Roman"/>
-          <w:sz w:val="24"/>
-          <w:szCs w:val="24"/>
-        </w:rPr>
-        <w:t xml:space="preserve">[ ] Handout </w:t>
+      <w:proofErr w:type="gramStart"/>
+      <w:r>
+        <w:rPr>
+          <w:rFonts w:ascii="Times New Roman" w:eastAsia="Times New Roman" w:hAnsi="Times New Roman" w:cs="Times New Roman"/>
+          <w:sz w:val="24"/>
+          <w:szCs w:val="24"/>
+        </w:rPr>
+        <w:t>[ ]</w:t>
+      </w:r>
+      <w:proofErr w:type="gramEnd"/>
+      <w:r>
+        <w:rPr>
+          <w:rFonts w:ascii="Times New Roman" w:eastAsia="Times New Roman" w:hAnsi="Times New Roman" w:cs="Times New Roman"/>
+          <w:sz w:val="24"/>
+          <w:szCs w:val="24"/>
+        </w:rPr>
+        <w:t xml:space="preserve"> Handout </w:t>
       </w:r>
       <w:proofErr w:type="spellStart"/>
       <w:r>
@@ -723,13 +735,23 @@
           <w:szCs w:val="24"/>
         </w:rPr>
       </w:pPr>
-      <w:r>
-        <w:rPr>
-          <w:rFonts w:ascii="Times New Roman" w:eastAsia="Times New Roman" w:hAnsi="Times New Roman" w:cs="Times New Roman"/>
-          <w:sz w:val="24"/>
-          <w:szCs w:val="24"/>
-        </w:rPr>
-        <w:t xml:space="preserve">[ ] Satu (1) copy draft </w:t>
+      <w:proofErr w:type="gramStart"/>
+      <w:r>
+        <w:rPr>
+          <w:rFonts w:ascii="Times New Roman" w:eastAsia="Times New Roman" w:hAnsi="Times New Roman" w:cs="Times New Roman"/>
+          <w:sz w:val="24"/>
+          <w:szCs w:val="24"/>
+        </w:rPr>
+        <w:t>[ ]</w:t>
+      </w:r>
+      <w:proofErr w:type="gramEnd"/>
+      <w:r>
+        <w:rPr>
+          <w:rFonts w:ascii="Times New Roman" w:eastAsia="Times New Roman" w:hAnsi="Times New Roman" w:cs="Times New Roman"/>
+          <w:sz w:val="24"/>
+          <w:szCs w:val="24"/>
+        </w:rPr>
+        <w:t xml:space="preserve"> Satu (1) copy draft </w:t>
       </w:r>
       <w:proofErr w:type="spellStart"/>
       <w:r>
@@ -773,13 +795,23 @@
           <w:szCs w:val="24"/>
         </w:rPr>
       </w:pPr>
-      <w:r>
-        <w:rPr>
-          <w:rFonts w:ascii="Times New Roman" w:eastAsia="Times New Roman" w:hAnsi="Times New Roman" w:cs="Times New Roman"/>
-          <w:sz w:val="24"/>
-          <w:szCs w:val="24"/>
-        </w:rPr>
-        <w:t xml:space="preserve">[ ] Satu (1) copy draft </w:t>
+      <w:proofErr w:type="gramStart"/>
+      <w:r>
+        <w:rPr>
+          <w:rFonts w:ascii="Times New Roman" w:eastAsia="Times New Roman" w:hAnsi="Times New Roman" w:cs="Times New Roman"/>
+          <w:sz w:val="24"/>
+          <w:szCs w:val="24"/>
+        </w:rPr>
+        <w:t>[ ]</w:t>
+      </w:r>
+      <w:proofErr w:type="gramEnd"/>
+      <w:r>
+        <w:rPr>
+          <w:rFonts w:ascii="Times New Roman" w:eastAsia="Times New Roman" w:hAnsi="Times New Roman" w:cs="Times New Roman"/>
+          <w:sz w:val="24"/>
+          <w:szCs w:val="24"/>
+        </w:rPr>
+        <w:t xml:space="preserve"> Satu (1) copy draft </w:t>
       </w:r>
       <w:proofErr w:type="spellStart"/>
       <w:r>
@@ -877,13 +909,23 @@
           <w:szCs w:val="24"/>
         </w:rPr>
       </w:pPr>
-      <w:r>
-        <w:rPr>
-          <w:rFonts w:ascii="Times New Roman" w:eastAsia="Times New Roman" w:hAnsi="Times New Roman" w:cs="Times New Roman"/>
-          <w:sz w:val="24"/>
-          <w:szCs w:val="24"/>
-        </w:rPr>
-        <w:t xml:space="preserve">[ ] </w:t>
+      <w:proofErr w:type="gramStart"/>
+      <w:r>
+        <w:rPr>
+          <w:rFonts w:ascii="Times New Roman" w:eastAsia="Times New Roman" w:hAnsi="Times New Roman" w:cs="Times New Roman"/>
+          <w:sz w:val="24"/>
+          <w:szCs w:val="24"/>
+        </w:rPr>
+        <w:t>[ ]</w:t>
+      </w:r>
+      <w:proofErr w:type="gramEnd"/>
+      <w:r>
+        <w:rPr>
+          <w:rFonts w:ascii="Times New Roman" w:eastAsia="Times New Roman" w:hAnsi="Times New Roman" w:cs="Times New Roman"/>
+          <w:sz w:val="24"/>
+          <w:szCs w:val="24"/>
+        </w:rPr>
+        <w:t xml:space="preserve"> </w:t>
       </w:r>
       <w:proofErr w:type="spellStart"/>
       <w:r>
@@ -969,13 +1011,23 @@
           <w:szCs w:val="24"/>
         </w:rPr>
       </w:pPr>
-      <w:r>
-        <w:rPr>
-          <w:rFonts w:ascii="Times New Roman" w:eastAsia="Times New Roman" w:hAnsi="Times New Roman" w:cs="Times New Roman"/>
-          <w:sz w:val="24"/>
-          <w:szCs w:val="24"/>
-        </w:rPr>
-        <w:t xml:space="preserve">[ ] </w:t>
+      <w:proofErr w:type="gramStart"/>
+      <w:r>
+        <w:rPr>
+          <w:rFonts w:ascii="Times New Roman" w:eastAsia="Times New Roman" w:hAnsi="Times New Roman" w:cs="Times New Roman"/>
+          <w:sz w:val="24"/>
+          <w:szCs w:val="24"/>
+        </w:rPr>
+        <w:t>[ ]</w:t>
+      </w:r>
+      <w:proofErr w:type="gramEnd"/>
+      <w:r>
+        <w:rPr>
+          <w:rFonts w:ascii="Times New Roman" w:eastAsia="Times New Roman" w:hAnsi="Times New Roman" w:cs="Times New Roman"/>
+          <w:sz w:val="24"/>
+          <w:szCs w:val="24"/>
+        </w:rPr>
+        <w:t xml:space="preserve"> </w:t>
       </w:r>
       <w:proofErr w:type="spellStart"/>
       <w:r>
@@ -1141,13 +1193,23 @@
           <w:szCs w:val="24"/>
         </w:rPr>
       </w:pPr>
-      <w:r>
-        <w:rPr>
-          <w:rFonts w:ascii="Times New Roman" w:eastAsia="Times New Roman" w:hAnsi="Times New Roman" w:cs="Times New Roman"/>
-          <w:sz w:val="24"/>
-          <w:szCs w:val="24"/>
-        </w:rPr>
-        <w:t xml:space="preserve">[ ] </w:t>
+      <w:proofErr w:type="gramStart"/>
+      <w:r>
+        <w:rPr>
+          <w:rFonts w:ascii="Times New Roman" w:eastAsia="Times New Roman" w:hAnsi="Times New Roman" w:cs="Times New Roman"/>
+          <w:sz w:val="24"/>
+          <w:szCs w:val="24"/>
+        </w:rPr>
+        <w:t>[ ]</w:t>
+      </w:r>
+      <w:proofErr w:type="gramEnd"/>
+      <w:r>
+        <w:rPr>
+          <w:rFonts w:ascii="Times New Roman" w:eastAsia="Times New Roman" w:hAnsi="Times New Roman" w:cs="Times New Roman"/>
+          <w:sz w:val="24"/>
+          <w:szCs w:val="24"/>
+        </w:rPr>
+        <w:t xml:space="preserve"> </w:t>
       </w:r>
       <w:proofErr w:type="spellStart"/>
       <w:r>
@@ -1909,7 +1971,7 @@
             </wp:anchor>
           </w:drawing>
         </mc:Choice>
-        <mc:Fallback xmlns:sl="http://schemas.openxmlformats.org/schemaLibrary/2006/main" xmlns:a="http://schemas.openxmlformats.org/drawingml/2006/main" xmlns:pic="http://schemas.openxmlformats.org/drawingml/2006/picture" xmlns:c="http://schemas.openxmlformats.org/drawingml/2006/chart" xmlns:lc="http://schemas.openxmlformats.org/drawingml/2006/lockedCanvas" xmlns:dgm="http://schemas.openxmlformats.org/drawingml/2006/diagram" xmlns="http://schemas.microsoft.com/office/tasks/2019/documenttasks" xmlns:cr="http://schemas.microsoft.com/office/comments/2020/reactions" xmlns:w16cei="http://schemas.microsoft.com/office/word/2026/wordml/cei">
+        <mc:Fallback xmlns:w16cei="http://schemas.microsoft.com/office/word/2026/wordml/cei" xmlns:cr="http://schemas.microsoft.com/office/comments/2020/reactions" xmlns="http://schemas.microsoft.com/office/tasks/2019/documenttasks" xmlns:dgm="http://schemas.openxmlformats.org/drawingml/2006/diagram" xmlns:lc="http://schemas.openxmlformats.org/drawingml/2006/lockedCanvas" xmlns:c="http://schemas.openxmlformats.org/drawingml/2006/chart" xmlns:pic="http://schemas.openxmlformats.org/drawingml/2006/picture" xmlns:a="http://schemas.openxmlformats.org/drawingml/2006/main" xmlns:sl="http://schemas.openxmlformats.org/schemaLibrary/2006/main">
           <w:drawing>
             <wp:anchor allowOverlap="1" behindDoc="0" distB="0" distT="0" distL="114300" distR="114300" hidden="0" layoutInCell="1" locked="0" relativeHeight="0" simplePos="0">
               <wp:simplePos x="0" y="0"/>
@@ -2033,15 +2095,6 @@
         <w:color w:val="000000"/>
       </w:rPr>
     </w:pPr>
-    <w:bookmarkStart w:id="0" w:name="_heading=h.gjdgxs" w:colFirst="0" w:colLast="0"/>
-    <w:bookmarkEnd w:id="0"/>
-    <w:r>
-      <w:rPr>
-        <w:rFonts w:cs="Calibri"/>
-        <w:color w:val="000000"/>
-      </w:rPr>
-      <w:t xml:space="preserve">   </w:t>
-    </w:r>
     <w:r>
       <w:rPr>
         <w:rFonts w:cs="Calibri"/>
@@ -2049,9 +2102,17 @@
         <w:color w:val="000000"/>
       </w:rPr>
       <w:drawing>
-        <wp:inline distT="0" distB="0" distL="0" distR="0" wp14:anchorId="3EF91334" wp14:editId="74627D91">
-          <wp:extent cx="956230" cy="1119369"/>
-          <wp:effectExtent l="0" t="0" r="0" b="0"/>
+        <wp:anchor distT="0" distB="0" distL="114300" distR="114300" simplePos="0" relativeHeight="251661312" behindDoc="0" locked="0" layoutInCell="1" allowOverlap="1" wp14:anchorId="3EF91334" wp14:editId="6E567D66">
+          <wp:simplePos x="0" y="0"/>
+          <wp:positionH relativeFrom="column">
+            <wp:posOffset>-578411</wp:posOffset>
+          </wp:positionH>
+          <wp:positionV relativeFrom="page">
+            <wp:posOffset>63795</wp:posOffset>
+          </wp:positionV>
+          <wp:extent cx="955675" cy="1118870"/>
+          <wp:effectExtent l="0" t="0" r="0" b="5080"/>
+          <wp:wrapNone/>
           <wp:docPr id="12" name="image1.png" descr="Undip.png"/>
           <wp:cNvGraphicFramePr/>
           <a:graphic xmlns:a="http://schemas.openxmlformats.org/drawingml/2006/main">
@@ -2062,7 +2123,13 @@
                   <pic:cNvPicPr preferRelativeResize="0"/>
                 </pic:nvPicPr>
                 <pic:blipFill>
-                  <a:blip r:embed="rId1"/>
+                  <a:blip r:embed="rId1">
+                    <a:extLst>
+                      <a:ext uri="{28A0092B-C50C-407E-A947-70E740481C1C}">
+                        <a14:useLocalDpi xmlns:a14="http://schemas.microsoft.com/office/drawing/2010/main" val="0"/>
+                      </a:ext>
+                    </a:extLst>
+                  </a:blip>
                   <a:srcRect/>
                   <a:stretch>
                     <a:fillRect/>
@@ -2071,7 +2138,7 @@
                 <pic:spPr>
                   <a:xfrm>
                     <a:off x="0" y="0"/>
-                    <a:ext cx="956230" cy="1119369"/>
+                    <a:ext cx="955675" cy="1118870"/>
                   </a:xfrm>
                   <a:prstGeom prst="rect">
                     <a:avLst/>
@@ -2081,26 +2148,131 @@
               </pic:pic>
             </a:graphicData>
           </a:graphic>
-        </wp:inline>
+        </wp:anchor>
       </w:drawing>
     </w:r>
+  </w:p>
+  <w:p>
+    <w:pPr>
+      <w:pBdr>
+        <w:top w:val="nil"/>
+        <w:left w:val="nil"/>
+        <w:bottom w:val="nil"/>
+        <w:right w:val="nil"/>
+        <w:between w:val="nil"/>
+      </w:pBdr>
+      <w:tabs>
+        <w:tab w:val="center" w:pos="4680"/>
+        <w:tab w:val="right" w:pos="9360"/>
+      </w:tabs>
+      <w:spacing w:after="0" w:line="240" w:lineRule="auto"/>
+      <w:ind w:left="-993"/>
+      <w:rPr>
+        <w:rFonts w:cs="Calibri"/>
+        <w:color w:val="000000"/>
+      </w:rPr>
+    </w:pPr>
+  </w:p>
+  <w:p>
+    <w:pPr>
+      <w:pBdr>
+        <w:top w:val="nil"/>
+        <w:left w:val="nil"/>
+        <w:bottom w:val="nil"/>
+        <w:right w:val="nil"/>
+        <w:between w:val="nil"/>
+      </w:pBdr>
+      <w:tabs>
+        <w:tab w:val="center" w:pos="4680"/>
+        <w:tab w:val="right" w:pos="9360"/>
+      </w:tabs>
+      <w:spacing w:after="0" w:line="240" w:lineRule="auto"/>
+      <w:ind w:left="-993"/>
+      <w:rPr>
+        <w:rFonts w:cs="Calibri"/>
+        <w:color w:val="000000"/>
+      </w:rPr>
+    </w:pPr>
+  </w:p>
+  <w:p>
+    <w:pPr>
+      <w:pBdr>
+        <w:top w:val="nil"/>
+        <w:left w:val="nil"/>
+        <w:bottom w:val="nil"/>
+        <w:right w:val="nil"/>
+        <w:between w:val="nil"/>
+      </w:pBdr>
+      <w:tabs>
+        <w:tab w:val="center" w:pos="4680"/>
+        <w:tab w:val="right" w:pos="9360"/>
+      </w:tabs>
+      <w:spacing w:after="0" w:line="240" w:lineRule="auto"/>
+      <w:ind w:left="-993"/>
+      <w:rPr>
+        <w:rFonts w:cs="Calibri"/>
+        <w:color w:val="000000"/>
+      </w:rPr>
+    </w:pPr>
+  </w:p>
+  <w:p>
+    <w:pPr>
+      <w:pBdr>
+        <w:top w:val="nil"/>
+        <w:left w:val="nil"/>
+        <w:bottom w:val="nil"/>
+        <w:right w:val="nil"/>
+        <w:between w:val="nil"/>
+      </w:pBdr>
+      <w:tabs>
+        <w:tab w:val="center" w:pos="4680"/>
+        <w:tab w:val="right" w:pos="9360"/>
+      </w:tabs>
+      <w:spacing w:after="0" w:line="240" w:lineRule="auto"/>
+      <w:ind w:left="-993"/>
+      <w:rPr>
+        <w:rFonts w:cs="Calibri"/>
+        <w:color w:val="000000"/>
+      </w:rPr>
+    </w:pPr>
+  </w:p>
+  <w:p>
+    <w:pPr>
+      <w:pBdr>
+        <w:top w:val="nil"/>
+        <w:left w:val="nil"/>
+        <w:bottom w:val="nil"/>
+        <w:right w:val="nil"/>
+        <w:between w:val="nil"/>
+      </w:pBdr>
+      <w:tabs>
+        <w:tab w:val="center" w:pos="4680"/>
+        <w:tab w:val="right" w:pos="9360"/>
+      </w:tabs>
+      <w:spacing w:after="0" w:line="240" w:lineRule="auto"/>
+      <w:ind w:left="-993"/>
+      <w:rPr>
+        <w:rFonts w:cs="Calibri"/>
+        <w:color w:val="000000"/>
+      </w:rPr>
+    </w:pPr>
     <w:r>
       <w:rPr>
         <w:noProof/>
       </w:rPr>
       <mc:AlternateContent>
-        <mc:Choice Requires="wpg">
+        <mc:Choice Requires="wps">
           <w:drawing>
-            <wp:anchor distT="0" distB="0" distL="114300" distR="114300" simplePos="0" relativeHeight="251658240" behindDoc="0" locked="0" layoutInCell="1" hidden="0" allowOverlap="1" wp14:anchorId="01780F0D" wp14:editId="75E6246F">
+            <wp:anchor distT="0" distB="0" distL="114300" distR="114300" simplePos="0" relativeHeight="251658240" behindDoc="0" locked="0" layoutInCell="1" hidden="0" allowOverlap="1" wp14:anchorId="01780F0D" wp14:editId="36CEE33A">
               <wp:simplePos x="0" y="0"/>
               <wp:positionH relativeFrom="column">
-                <wp:posOffset>4191000</wp:posOffset>
+                <wp:posOffset>3997842</wp:posOffset>
               </wp:positionH>
-              <wp:positionV relativeFrom="paragraph">
-                <wp:posOffset>520700</wp:posOffset>
+              <wp:positionV relativeFrom="page">
+                <wp:posOffset>697496</wp:posOffset>
               </wp:positionV>
               <wp:extent cx="2428875" cy="571500"/>
-              <wp:effectExtent l="0" t="0" r="0" b="0"/>
+              <wp:effectExtent l="0" t="0" r="9525" b="0"/>
               <wp:wrapNone/>
               <wp:docPr id="9" name="Rectangle 9"/>
               <wp:cNvGraphicFramePr/>
@@ -2110,8 +2282,8 @@
                     <wps:cNvSpPr/>
                     <wps:spPr>
                       <a:xfrm>
-                        <a:off x="4136325" y="3499013"/>
-                        <a:ext cx="2419350" cy="561975"/>
+                        <a:off x="0" y="0"/>
+                        <a:ext cx="2428875" cy="571500"/>
                       </a:xfrm>
                       <a:prstGeom prst="rect">
                         <a:avLst/>
@@ -2251,47 +2423,131 @@
             </wp:anchor>
           </w:drawing>
         </mc:Choice>
-        <mc:Fallback xmlns:sl="http://schemas.openxmlformats.org/schemaLibrary/2006/main" xmlns:a="http://schemas.openxmlformats.org/drawingml/2006/main" xmlns:pic="http://schemas.openxmlformats.org/drawingml/2006/picture" xmlns:c="http://schemas.openxmlformats.org/drawingml/2006/chart" xmlns:lc="http://schemas.openxmlformats.org/drawingml/2006/lockedCanvas" xmlns:dgm="http://schemas.openxmlformats.org/drawingml/2006/diagram" xmlns="http://schemas.microsoft.com/office/tasks/2019/documenttasks" xmlns:cr="http://schemas.microsoft.com/office/comments/2020/reactions" xmlns:w16cei="http://schemas.microsoft.com/office/word/2026/wordml/cei">
-          <w:drawing>
-            <wp:anchor allowOverlap="1" behindDoc="0" distB="0" distT="0" distL="114300" distR="114300" hidden="0" layoutInCell="1" locked="0" relativeHeight="0" simplePos="0">
-              <wp:simplePos x="0" y="0"/>
-              <wp:positionH relativeFrom="column">
-                <wp:posOffset>4191000</wp:posOffset>
-              </wp:positionH>
-              <wp:positionV relativeFrom="paragraph">
-                <wp:posOffset>520700</wp:posOffset>
-              </wp:positionV>
-              <wp:extent cx="2428875" cy="571500"/>
-              <wp:effectExtent b="0" l="0" r="0" t="0"/>
-              <wp:wrapNone/>
-              <wp:docPr id="9" name="image2.png"/>
-              <a:graphic>
-                <a:graphicData uri="http://schemas.openxmlformats.org/drawingml/2006/picture">
-                  <pic:pic>
-                    <pic:nvPicPr>
-                      <pic:cNvPr id="0" name="image2.png"/>
-                      <pic:cNvPicPr preferRelativeResize="0"/>
-                    </pic:nvPicPr>
-                    <pic:blipFill>
-                      <a:blip r:embed="rId2"/>
-                      <a:srcRect/>
-                      <a:stretch>
-                        <a:fillRect/>
-                      </a:stretch>
-                    </pic:blipFill>
-                    <pic:spPr>
-                      <a:xfrm>
-                        <a:off x="0" y="0"/>
-                        <a:ext cx="2428875" cy="571500"/>
-                      </a:xfrm>
-                      <a:prstGeom prst="rect"/>
-                      <a:ln/>
-                    </pic:spPr>
-                  </pic:pic>
-                </a:graphicData>
-              </a:graphic>
-            </wp:anchor>
-          </w:drawing>
+        <mc:Fallback>
+          <w:pict>
+            <v:rect w14:anchorId="01780F0D" id="Rectangle 9" o:spid="_x0000_s1026" style="position:absolute;left:0;text-align:left;margin-left:314.8pt;margin-top:54.9pt;width:191.25pt;height:45pt;z-index:251658240;visibility:visible;mso-wrap-style:square;mso-wrap-distance-left:9pt;mso-wrap-distance-top:0;mso-wrap-distance-right:9pt;mso-wrap-distance-bottom:0;mso-position-horizontal:absolute;mso-position-horizontal-relative:text;mso-position-vertical:absolute;mso-position-vertical-relative:page;v-text-anchor:top" o:gfxdata="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" stroked="f">
+              <v:textbox inset="9pt,0,9pt,0">
+                <w:txbxContent>
+                  <w:p>
+                    <w:pPr>
+                      <w:spacing w:after="0" w:line="240" w:lineRule="auto"/>
+                      <w:jc w:val="right"/>
+                      <w:textDirection w:val="btLr"/>
+                    </w:pPr>
+                    <w:r>
+                      <w:rPr>
+                        <w:rFonts w:ascii="Arial" w:eastAsia="Arial" w:hAnsi="Arial"/>
+                        <w:color w:val="000066"/>
+                        <w:sz w:val="14"/>
+                      </w:rPr>
+                      <w:t xml:space="preserve">Jalan Prof. </w:t>
+                    </w:r>
+                    <w:proofErr w:type="spellStart"/>
+                    <w:r>
+                      <w:rPr>
+                        <w:rFonts w:ascii="Arial" w:eastAsia="Arial" w:hAnsi="Arial"/>
+                        <w:color w:val="000066"/>
+                        <w:sz w:val="14"/>
+                      </w:rPr>
+                      <w:t>Sudarto</w:t>
+                    </w:r>
+                    <w:proofErr w:type="spellEnd"/>
+                    <w:r>
+                      <w:rPr>
+                        <w:rFonts w:ascii="Arial" w:eastAsia="Arial" w:hAnsi="Arial"/>
+                        <w:color w:val="000066"/>
+                        <w:sz w:val="14"/>
+                      </w:rPr>
+                      <w:t>, S.H.</w:t>
+                    </w:r>
+                  </w:p>
+                  <w:p>
+                    <w:pPr>
+                      <w:spacing w:after="0" w:line="240" w:lineRule="auto"/>
+                      <w:jc w:val="right"/>
+                      <w:textDirection w:val="btLr"/>
+                    </w:pPr>
+                    <w:proofErr w:type="spellStart"/>
+                    <w:r>
+                      <w:rPr>
+                        <w:rFonts w:ascii="Arial" w:eastAsia="Arial" w:hAnsi="Arial"/>
+                        <w:color w:val="000066"/>
+                        <w:sz w:val="14"/>
+                      </w:rPr>
+                      <w:t>Tembalang</w:t>
+                    </w:r>
+                    <w:proofErr w:type="spellEnd"/>
+                    <w:r>
+                      <w:rPr>
+                        <w:rFonts w:ascii="Arial" w:eastAsia="Arial" w:hAnsi="Arial"/>
+                        <w:color w:val="000066"/>
+                        <w:sz w:val="14"/>
+                      </w:rPr>
+                      <w:t xml:space="preserve"> Semarang Kode Pos 50275</w:t>
+                    </w:r>
+                  </w:p>
+                  <w:p>
+                    <w:pPr>
+                      <w:spacing w:after="0" w:line="240" w:lineRule="auto"/>
+                      <w:jc w:val="right"/>
+                      <w:textDirection w:val="btLr"/>
+                    </w:pPr>
+                    <w:r>
+                      <w:rPr>
+                        <w:rFonts w:ascii="Arial" w:eastAsia="Arial" w:hAnsi="Arial"/>
+                        <w:color w:val="000066"/>
+                        <w:sz w:val="14"/>
+                      </w:rPr>
+                      <w:t xml:space="preserve">Tel. (024) 76480678, </w:t>
+                    </w:r>
+                    <w:proofErr w:type="spellStart"/>
+                    <w:r>
+                      <w:rPr>
+                        <w:rFonts w:ascii="Arial" w:eastAsia="Arial" w:hAnsi="Arial"/>
+                        <w:color w:val="000066"/>
+                        <w:sz w:val="14"/>
+                      </w:rPr>
+                      <w:t>Faks</w:t>
+                    </w:r>
+                    <w:proofErr w:type="spellEnd"/>
+                    <w:r>
+                      <w:rPr>
+                        <w:rFonts w:ascii="Arial" w:eastAsia="Arial" w:hAnsi="Arial"/>
+                        <w:color w:val="000066"/>
+                        <w:sz w:val="14"/>
+                      </w:rPr>
+                      <w:t>. (024) 7460053</w:t>
+                    </w:r>
+                  </w:p>
+                  <w:p>
+                    <w:pPr>
+                      <w:spacing w:after="0" w:line="240" w:lineRule="auto"/>
+                      <w:jc w:val="right"/>
+                      <w:textDirection w:val="btLr"/>
+                    </w:pPr>
+                    <w:r>
+                      <w:rPr>
+                        <w:rFonts w:ascii="Arial" w:eastAsia="Arial" w:hAnsi="Arial"/>
+                        <w:color w:val="000066"/>
+                        <w:sz w:val="14"/>
+                        <w:u w:val="single"/>
+                      </w:rPr>
+                      <w:t>www.ft.undip.ac.id</w:t>
+                    </w:r>
+                    <w:r>
+                      <w:rPr>
+                        <w:rFonts w:ascii="Arial" w:eastAsia="Arial" w:hAnsi="Arial"/>
+                        <w:color w:val="000066"/>
+                        <w:sz w:val="14"/>
+                      </w:rPr>
+                      <w:t xml:space="preserve"> | email: enveng@live.undip.ac.id</w:t>
+                    </w:r>
+                  </w:p>
+                </w:txbxContent>
+              </v:textbox>
+              <w10:wrap anchory="page"/>
+            </v:rect>
+          </w:pict>
         </mc:Fallback>
       </mc:AlternateContent>
     </w:r>
@@ -2300,18 +2556,18 @@
         <w:noProof/>
       </w:rPr>
       <mc:AlternateContent>
-        <mc:Choice Requires="wpg">
+        <mc:Choice Requires="wps">
           <w:drawing>
-            <wp:anchor distT="0" distB="0" distL="114300" distR="114300" simplePos="0" relativeHeight="251659264" behindDoc="0" locked="0" layoutInCell="1" hidden="0" allowOverlap="1" wp14:anchorId="1910B7CE" wp14:editId="3168140E">
+            <wp:anchor distT="0" distB="0" distL="114300" distR="114300" simplePos="0" relativeHeight="251659264" behindDoc="0" locked="0" layoutInCell="1" hidden="0" allowOverlap="1" wp14:anchorId="1910B7CE" wp14:editId="7E9498B1">
               <wp:simplePos x="0" y="0"/>
               <wp:positionH relativeFrom="column">
-                <wp:posOffset>584200</wp:posOffset>
+                <wp:posOffset>395531</wp:posOffset>
               </wp:positionH>
-              <wp:positionV relativeFrom="paragraph">
-                <wp:posOffset>12700</wp:posOffset>
+              <wp:positionV relativeFrom="page">
+                <wp:posOffset>255181</wp:posOffset>
               </wp:positionV>
-              <wp:extent cx="3657600" cy="1083030"/>
-              <wp:effectExtent l="0" t="0" r="0" b="0"/>
+              <wp:extent cx="3657600" cy="1082675"/>
+              <wp:effectExtent l="0" t="0" r="0" b="3175"/>
               <wp:wrapNone/>
               <wp:docPr id="11" name="Freeform: Shape 11"/>
               <wp:cNvGraphicFramePr/>
@@ -2321,8 +2577,8 @@
                     <wps:cNvSpPr/>
                     <wps:spPr>
                       <a:xfrm>
-                        <a:off x="3521963" y="3246283"/>
-                        <a:ext cx="3648075" cy="1067435"/>
+                        <a:off x="0" y="0"/>
+                        <a:ext cx="3657600" cy="1082675"/>
                       </a:xfrm>
                       <a:custGeom>
                         <a:avLst/>
@@ -2432,47 +2688,83 @@
             </wp:anchor>
           </w:drawing>
         </mc:Choice>
-        <mc:Fallback xmlns:sl="http://schemas.openxmlformats.org/schemaLibrary/2006/main" xmlns:a="http://schemas.openxmlformats.org/drawingml/2006/main" xmlns:pic="http://schemas.openxmlformats.org/drawingml/2006/picture" xmlns:c="http://schemas.openxmlformats.org/drawingml/2006/chart" xmlns:lc="http://schemas.openxmlformats.org/drawingml/2006/lockedCanvas" xmlns:dgm="http://schemas.openxmlformats.org/drawingml/2006/diagram" xmlns="http://schemas.microsoft.com/office/tasks/2019/documenttasks" xmlns:cr="http://schemas.microsoft.com/office/comments/2020/reactions" xmlns:w16cei="http://schemas.microsoft.com/office/word/2026/wordml/cei">
-          <w:drawing>
-            <wp:anchor allowOverlap="1" behindDoc="0" distB="0" distT="0" distL="114300" distR="114300" hidden="0" layoutInCell="1" locked="0" relativeHeight="0" simplePos="0">
-              <wp:simplePos x="0" y="0"/>
-              <wp:positionH relativeFrom="column">
-                <wp:posOffset>584200</wp:posOffset>
-              </wp:positionH>
-              <wp:positionV relativeFrom="paragraph">
-                <wp:posOffset>12700</wp:posOffset>
-              </wp:positionV>
-              <wp:extent cx="3657600" cy="1083030"/>
-              <wp:effectExtent b="0" l="0" r="0" t="0"/>
-              <wp:wrapNone/>
-              <wp:docPr id="11" name="image4.png"/>
-              <a:graphic>
-                <a:graphicData uri="http://schemas.openxmlformats.org/drawingml/2006/picture">
-                  <pic:pic>
-                    <pic:nvPicPr>
-                      <pic:cNvPr id="0" name="image4.png"/>
-                      <pic:cNvPicPr preferRelativeResize="0"/>
-                    </pic:nvPicPr>
-                    <pic:blipFill>
-                      <a:blip r:embed="rId2"/>
-                      <a:srcRect/>
-                      <a:stretch>
-                        <a:fillRect/>
-                      </a:stretch>
-                    </pic:blipFill>
-                    <pic:spPr>
-                      <a:xfrm>
-                        <a:off x="0" y="0"/>
-                        <a:ext cx="3657600" cy="1083030"/>
-                      </a:xfrm>
-                      <a:prstGeom prst="rect"/>
-                      <a:ln/>
-                    </pic:spPr>
-                  </pic:pic>
-                </a:graphicData>
-              </a:graphic>
-            </wp:anchor>
-          </w:drawing>
+        <mc:Fallback>
+          <w:pict>
+            <v:shape w14:anchorId="1910B7CE" id="Freeform: Shape 11" o:spid="_x0000_s1027" style="position:absolute;left:0;text-align:left;margin-left:31.15pt;margin-top:20.1pt;width:4in;height:85.25pt;z-index:251659264;visibility:visible;mso-wrap-style:square;mso-wrap-distance-left:9pt;mso-wrap-distance-top:0;mso-wrap-distance-right:9pt;mso-wrap-distance-bottom:0;mso-position-horizontal:absolute;mso-position-horizontal-relative:text;mso-position-vertical:absolute;mso-position-vertical-relative:page;v-text-anchor:top" coordsize="3648075,1067435" o:spt="100" o:gfxdata="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" adj="-11796480,,5400" path="m,l,1067435r3648075,l3648075,,,xe" stroked="f">
+              <v:stroke joinstyle="miter"/>
+              <v:formulas/>
+              <v:path arrowok="t" o:extrusionok="f" o:connecttype="custom" textboxrect="0,0,3648075,1067435"/>
+              <v:textbox inset="9pt,0,9pt,0">
+                <w:txbxContent>
+                  <w:p>
+                    <w:pPr>
+                      <w:spacing w:after="0" w:line="240" w:lineRule="auto"/>
+                      <w:jc w:val="both"/>
+                      <w:textDirection w:val="btLr"/>
+                    </w:pPr>
+                    <w:r>
+                      <w:rPr>
+                        <w:rFonts w:ascii="Times New Roman" w:eastAsia="Times New Roman" w:hAnsi="Times New Roman" w:cs="Times New Roman"/>
+                        <w:b/>
+                        <w:color w:val="000066"/>
+                        <w:sz w:val="24"/>
+                      </w:rPr>
+                      <w:t>KEMENTERIAN PENDIDIKAN TINGGI, SAINS, DAN TEKNOLOGI</w:t>
+                    </w:r>
+                  </w:p>
+                  <w:p>
+                    <w:pPr>
+                      <w:spacing w:after="0" w:line="240" w:lineRule="auto"/>
+                      <w:jc w:val="both"/>
+                      <w:textDirection w:val="btLr"/>
+                    </w:pPr>
+                    <w:r>
+                      <w:rPr>
+                        <w:rFonts w:ascii="Times New Roman" w:eastAsia="Times New Roman" w:hAnsi="Times New Roman" w:cs="Times New Roman"/>
+                        <w:b/>
+                        <w:color w:val="000066"/>
+                        <w:sz w:val="28"/>
+                      </w:rPr>
+                      <w:t>UNIVERSITAS DIPONEGORO</w:t>
+                    </w:r>
+                  </w:p>
+                  <w:p>
+                    <w:pPr>
+                      <w:spacing w:after="0" w:line="240" w:lineRule="auto"/>
+                      <w:jc w:val="both"/>
+                      <w:textDirection w:val="btLr"/>
+                    </w:pPr>
+                    <w:r>
+                      <w:rPr>
+                        <w:rFonts w:ascii="Times New Roman" w:eastAsia="Times New Roman" w:hAnsi="Times New Roman" w:cs="Times New Roman"/>
+                        <w:b/>
+                        <w:color w:val="000066"/>
+                        <w:sz w:val="28"/>
+                      </w:rPr>
+                      <w:t>FAKULTAS TEKNIK</w:t>
+                    </w:r>
+                  </w:p>
+                  <w:p>
+                    <w:pPr>
+                      <w:spacing w:after="0" w:line="240" w:lineRule="auto"/>
+                      <w:jc w:val="both"/>
+                      <w:textDirection w:val="btLr"/>
+                    </w:pPr>
+                    <w:r>
+                      <w:rPr>
+                        <w:rFonts w:ascii="Times New Roman" w:eastAsia="Times New Roman" w:hAnsi="Times New Roman" w:cs="Times New Roman"/>
+                        <w:b/>
+                        <w:color w:val="000066"/>
+                        <w:sz w:val="28"/>
+                      </w:rPr>
+                      <w:t>DEPARTEMEN TEKNIK LINGKUNGAN</w:t>
+                    </w:r>
+                  </w:p>
+                </w:txbxContent>
+              </v:textbox>
+              <w10:wrap anchory="page"/>
+            </v:shape>
+          </w:pict>
         </mc:Fallback>
       </mc:AlternateContent>
     </w:r>
